--- a/public/assets/files/stacjonarne/SWB.docx
+++ b/public/assets/files/stacjonarne/SWB.docx
@@ -523,6 +523,7 @@
                 <w:i w:val="0"/>
                 <w:sz w:val="22"/>
               </w:rPr>
+              <w:t>I</w:t>
             </w:r>
           </w:p>
         </w:tc>
@@ -560,6 +561,7 @@
                 <w:i w:val="0"/>
                 <w:sz w:val="22"/>
               </w:rPr>
+              <w:t>obligatoryjny</w:t>
             </w:r>
           </w:p>
         </w:tc>

--- a/public/assets/files/stacjonarne/SWB.docx
+++ b/public/assets/files/stacjonarne/SWB.docx
@@ -681,12 +681,22 @@
         <w:tblW w:w="5000" w:type="pct"/>
       </w:tblPr>
       <w:tblGrid>
-        <w:gridCol w:w="9972"/>
+        <w:gridCol w:w="997"/>
+        <w:gridCol w:w="997"/>
+        <w:gridCol w:w="997"/>
+        <w:gridCol w:w="997"/>
+        <w:gridCol w:w="997"/>
+        <w:gridCol w:w="997"/>
+        <w:gridCol w:w="997"/>
+        <w:gridCol w:w="997"/>
+        <w:gridCol w:w="997"/>
+        <w:gridCol w:w="997"/>
       </w:tblGrid>
       <w:tr>
         <w:tc>
           <w:tcPr>
-            <w:tcW w:type="dxa" w:w="9972"/>
+            <w:tcW w:type="dxa" w:w="9970"/>
+            <w:gridSpan w:val="10"/>
             <w:shd w:val="clear" w:color="auto" w:fill="D9D9D9"/>
           </w:tcPr>
           <w:p>
@@ -705,31 +715,34 @@
           </w:p>
         </w:tc>
       </w:tr>
-    </w:tbl>
-    <w:tbl>
-      <w:tblPr>
-        <w:tblW w:type="auto" w:w="0"/>
-        <w:tblLook w:firstColumn="1" w:firstRow="1" w:lastColumn="0" w:lastRow="0" w:noHBand="0" w:noVBand="1" w:val="04A0"/>
-        <w:tblBorders>
-          <w:top w:val="single" w:sz="4" w:space="0" w:color="000000"/>
-          <w:left w:val="single" w:sz="4" w:space="0" w:color="000000"/>
-          <w:bottom w:val="single" w:sz="4" w:space="0" w:color="000000"/>
-          <w:right w:val="single" w:sz="4" w:space="0" w:color="000000"/>
-          <w:insideH w:val="single" w:sz="4" w:space="0" w:color="000000"/>
-          <w:insideV w:val="single" w:sz="4" w:space="0" w:color="000000"/>
-        </w:tblBorders>
-        <w:tblW w:w="5000" w:type="pct"/>
-      </w:tblPr>
-      <w:tblGrid>
-        <w:gridCol w:w="2493"/>
-        <w:gridCol w:w="2493"/>
-        <w:gridCol w:w="2493"/>
-        <w:gridCol w:w="2493"/>
-      </w:tblGrid>
       <w:tr>
         <w:tc>
           <w:tcPr>
-            <w:tcW w:type="dxa" w:w="2493"/>
+            <w:tcW w:type="dxa" w:w="9970"/>
+            <w:gridSpan w:val="10"/>
+            <w:shd w:val="clear" w:color="auto" w:fill="D9D9D9"/>
+          </w:tcPr>
+          <w:p>
+            <w:pPr>
+              <w:spacing w:before="20" w:after="20"/>
+            </w:pPr>
+            <w:r>
+              <w:rPr>
+                <w:rFonts w:ascii="Aptos" w:hAnsi="Aptos"/>
+                <w:b w:val="0"/>
+                <w:i w:val="0"/>
+                <w:sz w:val="16"/>
+              </w:rPr>
+              <w:t>Wymiar godzinowy (liczba godzin w semestrze)</w:t>
+            </w:r>
+          </w:p>
+        </w:tc>
+      </w:tr>
+      <w:tr>
+        <w:tc>
+          <w:tcPr>
+            <w:tcW w:type="dxa" w:w="1994"/>
+            <w:gridSpan w:val="2"/>
             <w:shd w:val="clear" w:color="auto" w:fill="D9D9D9"/>
           </w:tcPr>
           <w:p>
@@ -749,7 +762,8 @@
         </w:tc>
         <w:tc>
           <w:tcPr>
-            <w:tcW w:type="dxa" w:w="2493"/>
+            <w:tcW w:type="dxa" w:w="2991"/>
+            <w:gridSpan w:val="3"/>
             <w:shd w:val="clear" w:color="auto" w:fill="D9D9D9"/>
           </w:tcPr>
           <w:p>
@@ -769,7 +783,8 @@
         </w:tc>
         <w:tc>
           <w:tcPr>
-            <w:tcW w:type="dxa" w:w="2493"/>
+            <w:tcW w:type="dxa" w:w="2991"/>
+            <w:gridSpan w:val="3"/>
             <w:shd w:val="clear" w:color="auto" w:fill="D9D9D9"/>
           </w:tcPr>
           <w:p>
@@ -789,7 +804,8 @@
         </w:tc>
         <w:tc>
           <w:tcPr>
-            <w:tcW w:type="dxa" w:w="2493"/>
+            <w:tcW w:type="dxa" w:w="1994"/>
+            <w:gridSpan w:val="2"/>
             <w:shd w:val="clear" w:color="auto" w:fill="D9D9D9"/>
           </w:tcPr>
           <w:p>
@@ -811,7 +827,8 @@
       <w:tr>
         <w:tc>
           <w:tcPr>
-            <w:tcW w:type="dxa" w:w="2493"/>
+            <w:tcW w:type="dxa" w:w="1994"/>
+            <w:gridSpan w:val="2"/>
           </w:tcPr>
           <w:p>
             <w:pPr>
@@ -830,7 +847,8 @@
         </w:tc>
         <w:tc>
           <w:tcPr>
-            <w:tcW w:type="dxa" w:w="2493"/>
+            <w:tcW w:type="dxa" w:w="2991"/>
+            <w:gridSpan w:val="3"/>
           </w:tcPr>
           <w:p>
             <w:pPr>
@@ -849,7 +867,8 @@
         </w:tc>
         <w:tc>
           <w:tcPr>
-            <w:tcW w:type="dxa" w:w="2493"/>
+            <w:tcW w:type="dxa" w:w="2991"/>
+            <w:gridSpan w:val="3"/>
           </w:tcPr>
           <w:p>
             <w:pPr>
@@ -868,7 +887,8 @@
         </w:tc>
         <w:tc>
           <w:tcPr>
-            <w:tcW w:type="dxa" w:w="2493"/>
+            <w:tcW w:type="dxa" w:w="1994"/>
+            <w:gridSpan w:val="2"/>
           </w:tcPr>
           <w:p>
             <w:pPr>
@@ -886,30 +906,34 @@
           </w:p>
         </w:tc>
       </w:tr>
-    </w:tbl>
-    <w:tbl>
-      <w:tblPr>
-        <w:tblW w:type="auto" w:w="0"/>
-        <w:tblLook w:firstColumn="1" w:firstRow="1" w:lastColumn="0" w:lastRow="0" w:noHBand="0" w:noVBand="1" w:val="04A0"/>
-        <w:tblBorders>
-          <w:top w:val="single" w:sz="4" w:space="0" w:color="000000"/>
-          <w:left w:val="single" w:sz="4" w:space="0" w:color="000000"/>
-          <w:bottom w:val="single" w:sz="4" w:space="0" w:color="000000"/>
-          <w:right w:val="single" w:sz="4" w:space="0" w:color="000000"/>
-          <w:insideH w:val="single" w:sz="4" w:space="0" w:color="000000"/>
-          <w:insideV w:val="single" w:sz="4" w:space="0" w:color="000000"/>
-        </w:tblBorders>
-        <w:tblW w:w="5000" w:type="pct"/>
-      </w:tblPr>
-      <w:tblGrid>
-        <w:gridCol w:w="3324"/>
-        <w:gridCol w:w="3324"/>
-        <w:gridCol w:w="3324"/>
-      </w:tblGrid>
       <w:tr>
         <w:tc>
           <w:tcPr>
-            <w:tcW w:type="dxa" w:w="3324"/>
+            <w:tcW w:type="dxa" w:w="9970"/>
+            <w:gridSpan w:val="10"/>
+            <w:shd w:val="clear" w:color="auto" w:fill="D9D9D9"/>
+          </w:tcPr>
+          <w:p>
+            <w:pPr>
+              <w:spacing w:before="20" w:after="20"/>
+            </w:pPr>
+            <w:r>
+              <w:rPr>
+                <w:rFonts w:ascii="Aptos" w:hAnsi="Aptos"/>
+                <w:b/>
+                <w:i w:val="0"/>
+                <w:sz w:val="22"/>
+              </w:rPr>
+              <w:t>Bilans ECTS</w:t>
+            </w:r>
+          </w:p>
+        </w:tc>
+      </w:tr>
+      <w:tr>
+        <w:tc>
+          <w:tcPr>
+            <w:tcW w:type="dxa" w:w="4985"/>
+            <w:gridSpan w:val="5"/>
             <w:shd w:val="clear" w:color="auto" w:fill="D9D9D9"/>
           </w:tcPr>
           <w:p>
@@ -929,7 +953,8 @@
         </w:tc>
         <w:tc>
           <w:tcPr>
-            <w:tcW w:type="dxa" w:w="3324"/>
+            <w:tcW w:type="dxa" w:w="2991"/>
+            <w:gridSpan w:val="3"/>
             <w:shd w:val="clear" w:color="auto" w:fill="D9D9D9"/>
           </w:tcPr>
           <w:p>
@@ -949,7 +974,8 @@
         </w:tc>
         <w:tc>
           <w:tcPr>
-            <w:tcW w:type="dxa" w:w="3324"/>
+            <w:tcW w:type="dxa" w:w="1994"/>
+            <w:gridSpan w:val="2"/>
             <w:shd w:val="clear" w:color="auto" w:fill="D9D9D9"/>
           </w:tcPr>
           <w:p>
@@ -971,7 +997,8 @@
       <w:tr>
         <w:tc>
           <w:tcPr>
-            <w:tcW w:type="dxa" w:w="3324"/>
+            <w:tcW w:type="dxa" w:w="4985"/>
+            <w:gridSpan w:val="5"/>
           </w:tcPr>
           <w:p>
             <w:pPr>
@@ -990,7 +1017,8 @@
         </w:tc>
         <w:tc>
           <w:tcPr>
-            <w:tcW w:type="dxa" w:w="3324"/>
+            <w:tcW w:type="dxa" w:w="2991"/>
+            <w:gridSpan w:val="3"/>
           </w:tcPr>
           <w:p>
             <w:pPr>
@@ -1009,7 +1037,8 @@
         </w:tc>
         <w:tc>
           <w:tcPr>
-            <w:tcW w:type="dxa" w:w="3324"/>
+            <w:tcW w:type="dxa" w:w="1994"/>
+            <w:gridSpan w:val="2"/>
           </w:tcPr>
           <w:p>
             <w:pPr>
@@ -1030,7 +1059,8 @@
       <w:tr>
         <w:tc>
           <w:tcPr>
-            <w:tcW w:type="dxa" w:w="3324"/>
+            <w:tcW w:type="dxa" w:w="4985"/>
+            <w:gridSpan w:val="5"/>
           </w:tcPr>
           <w:p>
             <w:pPr>
@@ -1049,7 +1079,8 @@
         </w:tc>
         <w:tc>
           <w:tcPr>
-            <w:tcW w:type="dxa" w:w="3324"/>
+            <w:tcW w:type="dxa" w:w="2991"/>
+            <w:gridSpan w:val="3"/>
           </w:tcPr>
           <w:p>
             <w:pPr>
@@ -1068,7 +1099,8 @@
         </w:tc>
         <w:tc>
           <w:tcPr>
-            <w:tcW w:type="dxa" w:w="3324"/>
+            <w:tcW w:type="dxa" w:w="1994"/>
+            <w:gridSpan w:val="2"/>
           </w:tcPr>
           <w:p>
             <w:pPr>
@@ -1089,7 +1121,29 @@
       <w:tr>
         <w:tc>
           <w:tcPr>
-            <w:tcW w:type="dxa" w:w="3324"/>
+            <w:tcW w:type="dxa" w:w="4985"/>
+            <w:gridSpan w:val="5"/>
+            <w:shd w:val="clear" w:color="auto" w:fill="D9D9D9"/>
+          </w:tcPr>
+          <w:p>
+            <w:pPr>
+              <w:spacing w:before="20" w:after="20"/>
+            </w:pPr>
+            <w:r>
+              <w:rPr>
+                <w:rFonts w:ascii="Aptos" w:hAnsi="Aptos"/>
+                <w:b/>
+                <w:i w:val="0"/>
+                <w:sz w:val="16"/>
+              </w:rPr>
+              <w:t>Opis samodzielnej pracy studenta</w:t>
+            </w:r>
+          </w:p>
+        </w:tc>
+        <w:tc>
+          <w:tcPr>
+            <w:tcW w:type="dxa" w:w="4985"/>
+            <w:gridSpan w:val="5"/>
           </w:tcPr>
           <w:p>
             <w:pPr>
@@ -1102,45 +1156,7 @@
                 <w:i w:val="0"/>
                 <w:sz w:val="22"/>
               </w:rPr>
-              <w:t>Suma</w:t>
-            </w:r>
-          </w:p>
-        </w:tc>
-        <w:tc>
-          <w:tcPr>
-            <w:tcW w:type="dxa" w:w="3324"/>
-          </w:tcPr>
-          <w:p>
-            <w:pPr>
-              <w:spacing w:before="20" w:after="20"/>
-            </w:pPr>
-            <w:r>
-              <w:rPr>
-                <w:rFonts w:ascii="Aptos" w:hAnsi="Aptos"/>
-                <w:b w:val="0"/>
-                <w:i w:val="0"/>
-                <w:sz w:val="22"/>
-              </w:rPr>
-              <w:t>100</w:t>
-            </w:r>
-          </w:p>
-        </w:tc>
-        <w:tc>
-          <w:tcPr>
-            <w:tcW w:type="dxa" w:w="3324"/>
-          </w:tcPr>
-          <w:p>
-            <w:pPr>
-              <w:spacing w:before="20" w:after="20"/>
-            </w:pPr>
-            <w:r>
-              <w:rPr>
-                <w:rFonts w:ascii="Aptos" w:hAnsi="Aptos"/>
-                <w:b w:val="0"/>
-                <w:i w:val="0"/>
-                <w:sz w:val="22"/>
-              </w:rPr>
-              <w:t>4</w:t>
+              <w:t>Samodzielne zadania praktyczne z systemów wbudowanych; realizacja zadania indywidualnego; programowanie mikrokontrolerów i integracja z peryferiami.</w:t>
             </w:r>
           </w:p>
         </w:tc>
@@ -1251,7 +1267,97 @@
           <w:tcPr>
             <w:tcW w:type="dxa" w:w="9972"/>
           </w:tcPr>
-          <w:p/>
+          <w:p>
+            <w:pPr>
+              <w:spacing w:before="20" w:after="20"/>
+            </w:pPr>
+            <w:r>
+              <w:rPr>
+                <w:rFonts w:ascii="Aptos" w:hAnsi="Aptos"/>
+                <w:b/>
+                <w:sz w:val="22"/>
+              </w:rPr>
+              <w:t>Wykład:</w:t>
+            </w:r>
+          </w:p>
+          <w:p>
+            <w:pPr>
+              <w:spacing w:before="20" w:after="20"/>
+            </w:pPr>
+            <w:r>
+              <w:rPr>
+                <w:rFonts w:ascii="Aptos" w:hAnsi="Aptos"/>
+                <w:b w:val="0"/>
+                <w:sz w:val="22"/>
+              </w:rPr>
+              <w:t>• wykład z prezentacją multimedialną</w:t>
+            </w:r>
+          </w:p>
+          <w:p>
+            <w:pPr>
+              <w:spacing w:before="20" w:after="20"/>
+            </w:pPr>
+            <w:r>
+              <w:rPr>
+                <w:rFonts w:ascii="Aptos" w:hAnsi="Aptos"/>
+                <w:b w:val="0"/>
+                <w:sz w:val="22"/>
+              </w:rPr>
+              <w:t>• wykład z prezentacją oprogramowania</w:t>
+            </w:r>
+          </w:p>
+          <w:p>
+            <w:pPr>
+              <w:spacing w:before="20" w:after="20"/>
+            </w:pPr>
+            <w:r>
+              <w:rPr>
+                <w:rFonts w:ascii="Aptos" w:hAnsi="Aptos"/>
+                <w:b/>
+                <w:sz w:val="22"/>
+              </w:rPr>
+              <w:t>Ćwiczenia / Laboratorium:</w:t>
+            </w:r>
+          </w:p>
+          <w:p>
+            <w:pPr>
+              <w:spacing w:before="20" w:after="20"/>
+            </w:pPr>
+            <w:r>
+              <w:rPr>
+                <w:rFonts w:ascii="Aptos" w:hAnsi="Aptos"/>
+                <w:b w:val="0"/>
+                <w:sz w:val="22"/>
+              </w:rPr>
+              <w:t>• rozwiązywanie zadań</w:t>
+            </w:r>
+          </w:p>
+          <w:p>
+            <w:pPr>
+              <w:spacing w:before="20" w:after="20"/>
+            </w:pPr>
+            <w:r>
+              <w:rPr>
+                <w:rFonts w:ascii="Aptos" w:hAnsi="Aptos"/>
+                <w:b w:val="0"/>
+                <w:sz w:val="22"/>
+              </w:rPr>
+              <w:t>• studia przypadków z bazy studiów przypadków opracowanych przez firmy MŚP lub będące efektem staży</w:t>
+            </w:r>
+          </w:p>
+          <w:p>
+            <w:pPr>
+              <w:spacing w:before="20" w:after="20"/>
+            </w:pPr>
+            <w:r>
+              <w:rPr>
+                <w:rFonts w:ascii="Aptos" w:hAnsi="Aptos"/>
+                <w:b w:val="0"/>
+                <w:sz w:val="22"/>
+              </w:rPr>
+              <w:t>• warsztaty</w:t>
+            </w:r>
+          </w:p>
         </w:tc>
       </w:tr>
     </w:tbl>
@@ -1502,55 +1608,7 @@
                 <w:rFonts w:ascii="Aptos" w:hAnsi="Aptos"/>
                 <w:sz w:val="22"/>
               </w:rPr>
-              <w:t>1. rozwiązywanie zadań</w:t>
-            </w:r>
-          </w:p>
-          <w:p>
-            <w:pPr>
-              <w:spacing w:before="20" w:after="20"/>
-            </w:pPr>
-            <w:r>
-              <w:rPr>
-                <w:rFonts w:ascii="Aptos" w:hAnsi="Aptos"/>
-                <w:sz w:val="22"/>
-              </w:rPr>
-              <w:t>2. studia przypadków z bazy studiów przypadków opracowanych przez firmy MŚP lub będące efektem staży</w:t>
-            </w:r>
-          </w:p>
-          <w:p>
-            <w:pPr>
-              <w:spacing w:before="20" w:after="20"/>
-            </w:pPr>
-            <w:r>
-              <w:rPr>
-                <w:rFonts w:ascii="Aptos" w:hAnsi="Aptos"/>
-                <w:sz w:val="22"/>
-              </w:rPr>
-              <w:t>3. warsztaty</w:t>
-            </w:r>
-          </w:p>
-          <w:p>
-            <w:pPr>
-              <w:spacing w:before="20" w:after="20"/>
-            </w:pPr>
-            <w:r>
-              <w:rPr>
-                <w:rFonts w:ascii="Aptos" w:hAnsi="Aptos"/>
-                <w:sz w:val="22"/>
-              </w:rPr>
-              <w:t>4. Kryteria oceny</w:t>
-            </w:r>
-          </w:p>
-          <w:p>
-            <w:pPr>
-              <w:spacing w:before="20" w:after="20"/>
-            </w:pPr>
-            <w:r>
-              <w:rPr>
-                <w:rFonts w:ascii="Aptos" w:hAnsi="Aptos"/>
-                <w:sz w:val="22"/>
-              </w:rPr>
-              <w:t>5. Ocena praktycznego zastosowania kwestii omawianych na wykładach. Studenci otrzymują zadania praktyczne do wykonania podczas zajęć (do zdobycia maks. 25 punktów, z gradacją 0.5 p.) oraz zadanie indywidualne (do zdobycia maks. 25 punktów) – w sumie 50 punktów. Zajęcia zalicza otrzymanie co najmniej 25 punktów.</w:t>
+              <w:t>1. kolokwium</w:t>
             </w:r>
           </w:p>
         </w:tc>
@@ -1567,7 +1625,7 @@
                 <w:rFonts w:ascii="Aptos" w:hAnsi="Aptos"/>
                 <w:sz w:val="22"/>
               </w:rPr>
-              <w:t>1. rozwiązywanie zadań</w:t>
+              <w:t>1. ocena pracy podczas ćwiczenia</w:t>
             </w:r>
           </w:p>
           <w:p>
@@ -1579,43 +1637,7 @@
                 <w:rFonts w:ascii="Aptos" w:hAnsi="Aptos"/>
                 <w:sz w:val="22"/>
               </w:rPr>
-              <w:t>2. studia przypadków z bazy studiów przypadków opracowanych przez firmy MŚP lub będące efektem staży</w:t>
-            </w:r>
-          </w:p>
-          <w:p>
-            <w:pPr>
-              <w:spacing w:before="20" w:after="20"/>
-            </w:pPr>
-            <w:r>
-              <w:rPr>
-                <w:rFonts w:ascii="Aptos" w:hAnsi="Aptos"/>
-                <w:sz w:val="22"/>
-              </w:rPr>
-              <w:t>3. warsztaty</w:t>
-            </w:r>
-          </w:p>
-          <w:p>
-            <w:pPr>
-              <w:spacing w:before="20" w:after="20"/>
-            </w:pPr>
-            <w:r>
-              <w:rPr>
-                <w:rFonts w:ascii="Aptos" w:hAnsi="Aptos"/>
-                <w:sz w:val="22"/>
-              </w:rPr>
-              <w:t>4. Kryteria oceny</w:t>
-            </w:r>
-          </w:p>
-          <w:p>
-            <w:pPr>
-              <w:spacing w:before="20" w:after="20"/>
-            </w:pPr>
-            <w:r>
-              <w:rPr>
-                <w:rFonts w:ascii="Aptos" w:hAnsi="Aptos"/>
-                <w:sz w:val="22"/>
-              </w:rPr>
-              <w:t>5. Ocena praktycznego zastosowania kwestii omawianych na wykładach. Studenci otrzymują zadania praktyczne do wykonania podczas zajęć (do zdobycia maks. 25 punktów, z gradacją 0.5 p.) oraz zadanie indywidualne (do zdobycia maks. 25 punktów) – w sumie 50 punktów. Zajęcia zalicza otrzymanie co najmniej 25 punktów.</w:t>
+              <w:t>2. ocena sporządzonego oprogramowania</w:t>
             </w:r>
           </w:p>
         </w:tc>
@@ -1856,14 +1878,14 @@
         <w:tblW w:w="5000" w:type="pct"/>
       </w:tblPr>
       <w:tblGrid>
-        <w:gridCol w:w="3324"/>
-        <w:gridCol w:w="3324"/>
-        <w:gridCol w:w="3324"/>
+        <w:gridCol w:w="680"/>
+        <w:gridCol w:w="4536"/>
+        <w:gridCol w:w="4252"/>
       </w:tblGrid>
       <w:tr>
         <w:tc>
           <w:tcPr>
-            <w:tcW w:type="dxa" w:w="9972"/>
+            <w:tcW w:type="dxa" w:w="9468"/>
             <w:gridSpan w:val="3"/>
             <w:shd w:val="clear" w:color="auto" w:fill="D9D9D9"/>
           </w:tcPr>
@@ -1886,7 +1908,7 @@
       <w:tr>
         <w:tc>
           <w:tcPr>
-            <w:tcW w:type="dxa" w:w="3324"/>
+            <w:tcW w:type="dxa" w:w="680"/>
             <w:shd w:val="clear" w:color="auto" w:fill="D9D9D9"/>
           </w:tcPr>
           <w:p>
@@ -1906,7 +1928,7 @@
         </w:tc>
         <w:tc>
           <w:tcPr>
-            <w:tcW w:type="dxa" w:w="3324"/>
+            <w:tcW w:type="dxa" w:w="4536"/>
             <w:shd w:val="clear" w:color="auto" w:fill="D9D9D9"/>
           </w:tcPr>
           <w:p>
@@ -1926,7 +1948,7 @@
         </w:tc>
         <w:tc>
           <w:tcPr>
-            <w:tcW w:type="dxa" w:w="3324"/>
+            <w:tcW w:type="dxa" w:w="4252"/>
             <w:shd w:val="clear" w:color="auto" w:fill="D9D9D9"/>
           </w:tcPr>
           <w:p>
@@ -1948,7 +1970,7 @@
       <w:tr>
         <w:tc>
           <w:tcPr>
-            <w:tcW w:type="dxa" w:w="3324"/>
+            <w:tcW w:type="dxa" w:w="680"/>
           </w:tcPr>
           <w:p>
             <w:pPr>
@@ -1967,7 +1989,7 @@
         </w:tc>
         <w:tc>
           <w:tcPr>
-            <w:tcW w:type="dxa" w:w="3324"/>
+            <w:tcW w:type="dxa" w:w="4536"/>
           </w:tcPr>
           <w:p>
             <w:pPr>
@@ -1986,7 +2008,7 @@
         </w:tc>
         <w:tc>
           <w:tcPr>
-            <w:tcW w:type="dxa" w:w="3324"/>
+            <w:tcW w:type="dxa" w:w="4252"/>
           </w:tcPr>
           <w:p>
             <w:pPr>
@@ -2006,7 +2028,7 @@
       <w:tr>
         <w:tc>
           <w:tcPr>
-            <w:tcW w:type="dxa" w:w="3324"/>
+            <w:tcW w:type="dxa" w:w="680"/>
           </w:tcPr>
           <w:p>
             <w:pPr>
@@ -2025,7 +2047,7 @@
         </w:tc>
         <w:tc>
           <w:tcPr>
-            <w:tcW w:type="dxa" w:w="3324"/>
+            <w:tcW w:type="dxa" w:w="4536"/>
           </w:tcPr>
           <w:p>
             <w:pPr>
@@ -2044,7 +2066,7 @@
         </w:tc>
         <w:tc>
           <w:tcPr>
-            <w:tcW w:type="dxa" w:w="3324"/>
+            <w:tcW w:type="dxa" w:w="4252"/>
           </w:tcPr>
           <w:p>
             <w:pPr>
@@ -2064,7 +2086,7 @@
       <w:tr>
         <w:tc>
           <w:tcPr>
-            <w:tcW w:type="dxa" w:w="3324"/>
+            <w:tcW w:type="dxa" w:w="680"/>
           </w:tcPr>
           <w:p>
             <w:pPr>
@@ -2083,7 +2105,7 @@
         </w:tc>
         <w:tc>
           <w:tcPr>
-            <w:tcW w:type="dxa" w:w="3324"/>
+            <w:tcW w:type="dxa" w:w="4536"/>
           </w:tcPr>
           <w:p>
             <w:pPr>
@@ -2102,7 +2124,7 @@
         </w:tc>
         <w:tc>
           <w:tcPr>
-            <w:tcW w:type="dxa" w:w="3324"/>
+            <w:tcW w:type="dxa" w:w="4252"/>
           </w:tcPr>
           <w:p>
             <w:pPr>
@@ -2122,7 +2144,7 @@
       <w:tr>
         <w:tc>
           <w:tcPr>
-            <w:tcW w:type="dxa" w:w="3324"/>
+            <w:tcW w:type="dxa" w:w="680"/>
           </w:tcPr>
           <w:p>
             <w:pPr>
@@ -2141,7 +2163,7 @@
         </w:tc>
         <w:tc>
           <w:tcPr>
-            <w:tcW w:type="dxa" w:w="3324"/>
+            <w:tcW w:type="dxa" w:w="4536"/>
           </w:tcPr>
           <w:p>
             <w:pPr>
@@ -2160,7 +2182,7 @@
         </w:tc>
         <w:tc>
           <w:tcPr>
-            <w:tcW w:type="dxa" w:w="3324"/>
+            <w:tcW w:type="dxa" w:w="4252"/>
           </w:tcPr>
           <w:p>
             <w:pPr>
@@ -2180,7 +2202,7 @@
       <w:tr>
         <w:tc>
           <w:tcPr>
-            <w:tcW w:type="dxa" w:w="3324"/>
+            <w:tcW w:type="dxa" w:w="680"/>
           </w:tcPr>
           <w:p>
             <w:pPr>
@@ -2199,7 +2221,7 @@
         </w:tc>
         <w:tc>
           <w:tcPr>
-            <w:tcW w:type="dxa" w:w="3324"/>
+            <w:tcW w:type="dxa" w:w="4536"/>
           </w:tcPr>
           <w:p>
             <w:pPr>
@@ -2218,7 +2240,7 @@
         </w:tc>
         <w:tc>
           <w:tcPr>
-            <w:tcW w:type="dxa" w:w="3324"/>
+            <w:tcW w:type="dxa" w:w="4252"/>
           </w:tcPr>
           <w:p>
             <w:pPr>
@@ -2238,7 +2260,7 @@
       <w:tr>
         <w:tc>
           <w:tcPr>
-            <w:tcW w:type="dxa" w:w="3324"/>
+            <w:tcW w:type="dxa" w:w="680"/>
           </w:tcPr>
           <w:p>
             <w:pPr>
@@ -2257,7 +2279,7 @@
         </w:tc>
         <w:tc>
           <w:tcPr>
-            <w:tcW w:type="dxa" w:w="3324"/>
+            <w:tcW w:type="dxa" w:w="4536"/>
           </w:tcPr>
           <w:p>
             <w:pPr>
@@ -2276,7 +2298,7 @@
         </w:tc>
         <w:tc>
           <w:tcPr>
-            <w:tcW w:type="dxa" w:w="3324"/>
+            <w:tcW w:type="dxa" w:w="4252"/>
           </w:tcPr>
           <w:p>
             <w:pPr>
@@ -2296,7 +2318,7 @@
       <w:tr>
         <w:tc>
           <w:tcPr>
-            <w:tcW w:type="dxa" w:w="3324"/>
+            <w:tcW w:type="dxa" w:w="680"/>
           </w:tcPr>
           <w:p>
             <w:pPr>
@@ -2315,7 +2337,7 @@
         </w:tc>
         <w:tc>
           <w:tcPr>
-            <w:tcW w:type="dxa" w:w="3324"/>
+            <w:tcW w:type="dxa" w:w="4536"/>
           </w:tcPr>
           <w:p>
             <w:pPr>
@@ -2334,7 +2356,7 @@
         </w:tc>
         <w:tc>
           <w:tcPr>
-            <w:tcW w:type="dxa" w:w="3324"/>
+            <w:tcW w:type="dxa" w:w="4252"/>
           </w:tcPr>
           <w:p>
             <w:pPr>
@@ -2354,7 +2376,7 @@
       <w:tr>
         <w:tc>
           <w:tcPr>
-            <w:tcW w:type="dxa" w:w="3324"/>
+            <w:tcW w:type="dxa" w:w="680"/>
           </w:tcPr>
           <w:p>
             <w:pPr>
@@ -2373,7 +2395,7 @@
         </w:tc>
         <w:tc>
           <w:tcPr>
-            <w:tcW w:type="dxa" w:w="3324"/>
+            <w:tcW w:type="dxa" w:w="4536"/>
           </w:tcPr>
           <w:p>
             <w:pPr>
@@ -2392,7 +2414,7 @@
         </w:tc>
         <w:tc>
           <w:tcPr>
-            <w:tcW w:type="dxa" w:w="3324"/>
+            <w:tcW w:type="dxa" w:w="4252"/>
           </w:tcPr>
           <w:p>
             <w:pPr>
@@ -2412,7 +2434,7 @@
       <w:tr>
         <w:tc>
           <w:tcPr>
-            <w:tcW w:type="dxa" w:w="3324"/>
+            <w:tcW w:type="dxa" w:w="680"/>
           </w:tcPr>
           <w:p>
             <w:pPr>
@@ -2431,7 +2453,7 @@
         </w:tc>
         <w:tc>
           <w:tcPr>
-            <w:tcW w:type="dxa" w:w="3324"/>
+            <w:tcW w:type="dxa" w:w="4536"/>
           </w:tcPr>
           <w:p>
             <w:pPr>
@@ -2450,7 +2472,7 @@
         </w:tc>
         <w:tc>
           <w:tcPr>
-            <w:tcW w:type="dxa" w:w="3324"/>
+            <w:tcW w:type="dxa" w:w="4252"/>
           </w:tcPr>
           <w:p>
             <w:pPr>
@@ -2470,7 +2492,7 @@
       <w:tr>
         <w:tc>
           <w:tcPr>
-            <w:tcW w:type="dxa" w:w="3324"/>
+            <w:tcW w:type="dxa" w:w="680"/>
           </w:tcPr>
           <w:p>
             <w:pPr>
@@ -2489,7 +2511,7 @@
         </w:tc>
         <w:tc>
           <w:tcPr>
-            <w:tcW w:type="dxa" w:w="3324"/>
+            <w:tcW w:type="dxa" w:w="4536"/>
           </w:tcPr>
           <w:p>
             <w:pPr>
@@ -2508,7 +2530,7 @@
         </w:tc>
         <w:tc>
           <w:tcPr>
-            <w:tcW w:type="dxa" w:w="3324"/>
+            <w:tcW w:type="dxa" w:w="4252"/>
           </w:tcPr>
           <w:p>
             <w:pPr>
@@ -2528,7 +2550,7 @@
       <w:tr>
         <w:tc>
           <w:tcPr>
-            <w:tcW w:type="dxa" w:w="3324"/>
+            <w:tcW w:type="dxa" w:w="680"/>
           </w:tcPr>
           <w:p>
             <w:pPr>
@@ -2547,7 +2569,7 @@
         </w:tc>
         <w:tc>
           <w:tcPr>
-            <w:tcW w:type="dxa" w:w="3324"/>
+            <w:tcW w:type="dxa" w:w="4536"/>
           </w:tcPr>
           <w:p>
             <w:pPr>
@@ -2566,7 +2588,7 @@
         </w:tc>
         <w:tc>
           <w:tcPr>
-            <w:tcW w:type="dxa" w:w="3324"/>
+            <w:tcW w:type="dxa" w:w="4252"/>
           </w:tcPr>
           <w:p>
             <w:pPr>
@@ -2586,7 +2608,7 @@
       <w:tr>
         <w:tc>
           <w:tcPr>
-            <w:tcW w:type="dxa" w:w="3324"/>
+            <w:tcW w:type="dxa" w:w="680"/>
           </w:tcPr>
           <w:p>
             <w:pPr>
@@ -2605,7 +2627,7 @@
         </w:tc>
         <w:tc>
           <w:tcPr>
-            <w:tcW w:type="dxa" w:w="3324"/>
+            <w:tcW w:type="dxa" w:w="4536"/>
           </w:tcPr>
           <w:p>
             <w:pPr>
@@ -2624,7 +2646,7 @@
         </w:tc>
         <w:tc>
           <w:tcPr>
-            <w:tcW w:type="dxa" w:w="3324"/>
+            <w:tcW w:type="dxa" w:w="4252"/>
           </w:tcPr>
           <w:p>
             <w:pPr>
@@ -2644,7 +2666,7 @@
       <w:tr>
         <w:tc>
           <w:tcPr>
-            <w:tcW w:type="dxa" w:w="3324"/>
+            <w:tcW w:type="dxa" w:w="680"/>
           </w:tcPr>
           <w:p>
             <w:pPr>
@@ -2663,7 +2685,7 @@
         </w:tc>
         <w:tc>
           <w:tcPr>
-            <w:tcW w:type="dxa" w:w="3324"/>
+            <w:tcW w:type="dxa" w:w="4536"/>
           </w:tcPr>
           <w:p>
             <w:pPr>
@@ -2682,7 +2704,7 @@
         </w:tc>
         <w:tc>
           <w:tcPr>
-            <w:tcW w:type="dxa" w:w="3324"/>
+            <w:tcW w:type="dxa" w:w="4252"/>
           </w:tcPr>
           <w:p>
             <w:pPr>
@@ -2702,7 +2724,7 @@
       <w:tr>
         <w:tc>
           <w:tcPr>
-            <w:tcW w:type="dxa" w:w="3324"/>
+            <w:tcW w:type="dxa" w:w="680"/>
           </w:tcPr>
           <w:p>
             <w:pPr>
@@ -2721,7 +2743,7 @@
         </w:tc>
         <w:tc>
           <w:tcPr>
-            <w:tcW w:type="dxa" w:w="3324"/>
+            <w:tcW w:type="dxa" w:w="4536"/>
           </w:tcPr>
           <w:p>
             <w:pPr>
@@ -2740,7 +2762,7 @@
         </w:tc>
         <w:tc>
           <w:tcPr>
-            <w:tcW w:type="dxa" w:w="3324"/>
+            <w:tcW w:type="dxa" w:w="4252"/>
           </w:tcPr>
           <w:p>
             <w:pPr>
@@ -2760,7 +2782,7 @@
       <w:tr>
         <w:tc>
           <w:tcPr>
-            <w:tcW w:type="dxa" w:w="3324"/>
+            <w:tcW w:type="dxa" w:w="680"/>
           </w:tcPr>
           <w:p>
             <w:pPr>
@@ -2779,7 +2801,7 @@
         </w:tc>
         <w:tc>
           <w:tcPr>
-            <w:tcW w:type="dxa" w:w="3324"/>
+            <w:tcW w:type="dxa" w:w="4536"/>
           </w:tcPr>
           <w:p>
             <w:pPr>
@@ -2798,7 +2820,7 @@
         </w:tc>
         <w:tc>
           <w:tcPr>
-            <w:tcW w:type="dxa" w:w="3324"/>
+            <w:tcW w:type="dxa" w:w="4252"/>
           </w:tcPr>
           <w:p>
             <w:pPr>
@@ -2818,7 +2840,7 @@
       <w:tr>
         <w:tc>
           <w:tcPr>
-            <w:tcW w:type="dxa" w:w="3324"/>
+            <w:tcW w:type="dxa" w:w="680"/>
           </w:tcPr>
           <w:p>
             <w:pPr>
@@ -2837,7 +2859,7 @@
         </w:tc>
         <w:tc>
           <w:tcPr>
-            <w:tcW w:type="dxa" w:w="3324"/>
+            <w:tcW w:type="dxa" w:w="4536"/>
           </w:tcPr>
           <w:p>
             <w:pPr>
@@ -2856,7 +2878,7 @@
         </w:tc>
         <w:tc>
           <w:tcPr>
-            <w:tcW w:type="dxa" w:w="3324"/>
+            <w:tcW w:type="dxa" w:w="4252"/>
           </w:tcPr>
           <w:p>
             <w:pPr>
@@ -2876,7 +2898,7 @@
       <w:tr>
         <w:tc>
           <w:tcPr>
-            <w:tcW w:type="dxa" w:w="3324"/>
+            <w:tcW w:type="dxa" w:w="680"/>
           </w:tcPr>
           <w:p>
             <w:pPr>
@@ -2895,7 +2917,7 @@
         </w:tc>
         <w:tc>
           <w:tcPr>
-            <w:tcW w:type="dxa" w:w="3324"/>
+            <w:tcW w:type="dxa" w:w="4536"/>
           </w:tcPr>
           <w:p>
             <w:pPr>
@@ -2914,7 +2936,7 @@
         </w:tc>
         <w:tc>
           <w:tcPr>
-            <w:tcW w:type="dxa" w:w="3324"/>
+            <w:tcW w:type="dxa" w:w="4252"/>
           </w:tcPr>
           <w:p>
             <w:pPr>
@@ -2934,7 +2956,7 @@
       <w:tr>
         <w:tc>
           <w:tcPr>
-            <w:tcW w:type="dxa" w:w="3324"/>
+            <w:tcW w:type="dxa" w:w="680"/>
           </w:tcPr>
           <w:p>
             <w:pPr>
@@ -2953,7 +2975,7 @@
         </w:tc>
         <w:tc>
           <w:tcPr>
-            <w:tcW w:type="dxa" w:w="3324"/>
+            <w:tcW w:type="dxa" w:w="4536"/>
           </w:tcPr>
           <w:p>
             <w:pPr>
@@ -2972,7 +2994,7 @@
         </w:tc>
         <w:tc>
           <w:tcPr>
-            <w:tcW w:type="dxa" w:w="3324"/>
+            <w:tcW w:type="dxa" w:w="4252"/>
           </w:tcPr>
           <w:p>
             <w:pPr>
@@ -2992,7 +3014,7 @@
       <w:tr>
         <w:tc>
           <w:tcPr>
-            <w:tcW w:type="dxa" w:w="3324"/>
+            <w:tcW w:type="dxa" w:w="680"/>
           </w:tcPr>
           <w:p>
             <w:pPr>
@@ -3011,7 +3033,7 @@
         </w:tc>
         <w:tc>
           <w:tcPr>
-            <w:tcW w:type="dxa" w:w="3324"/>
+            <w:tcW w:type="dxa" w:w="4536"/>
           </w:tcPr>
           <w:p>
             <w:pPr>
@@ -3030,7 +3052,7 @@
         </w:tc>
         <w:tc>
           <w:tcPr>
-            <w:tcW w:type="dxa" w:w="3324"/>
+            <w:tcW w:type="dxa" w:w="4252"/>
           </w:tcPr>
           <w:p>
             <w:pPr>
@@ -3050,7 +3072,7 @@
       <w:tr>
         <w:tc>
           <w:tcPr>
-            <w:tcW w:type="dxa" w:w="3324"/>
+            <w:tcW w:type="dxa" w:w="680"/>
           </w:tcPr>
           <w:p>
             <w:pPr>
@@ -3069,7 +3091,7 @@
         </w:tc>
         <w:tc>
           <w:tcPr>
-            <w:tcW w:type="dxa" w:w="3324"/>
+            <w:tcW w:type="dxa" w:w="4536"/>
           </w:tcPr>
           <w:p>
             <w:pPr>
@@ -3088,7 +3110,7 @@
         </w:tc>
         <w:tc>
           <w:tcPr>
-            <w:tcW w:type="dxa" w:w="3324"/>
+            <w:tcW w:type="dxa" w:w="4252"/>
           </w:tcPr>
           <w:p>
             <w:pPr>
@@ -3108,7 +3130,7 @@
       <w:tr>
         <w:tc>
           <w:tcPr>
-            <w:tcW w:type="dxa" w:w="3324"/>
+            <w:tcW w:type="dxa" w:w="680"/>
           </w:tcPr>
           <w:p>
             <w:pPr>
@@ -3127,7 +3149,7 @@
         </w:tc>
         <w:tc>
           <w:tcPr>
-            <w:tcW w:type="dxa" w:w="3324"/>
+            <w:tcW w:type="dxa" w:w="4536"/>
           </w:tcPr>
           <w:p>
             <w:pPr>
@@ -3146,7 +3168,7 @@
         </w:tc>
         <w:tc>
           <w:tcPr>
-            <w:tcW w:type="dxa" w:w="3324"/>
+            <w:tcW w:type="dxa" w:w="4252"/>
           </w:tcPr>
           <w:p>
             <w:pPr>
@@ -3166,7 +3188,7 @@
       <w:tr>
         <w:tc>
           <w:tcPr>
-            <w:tcW w:type="dxa" w:w="3324"/>
+            <w:tcW w:type="dxa" w:w="680"/>
           </w:tcPr>
           <w:p>
             <w:pPr>
@@ -3185,7 +3207,7 @@
         </w:tc>
         <w:tc>
           <w:tcPr>
-            <w:tcW w:type="dxa" w:w="3324"/>
+            <w:tcW w:type="dxa" w:w="4536"/>
           </w:tcPr>
           <w:p>
             <w:pPr>
@@ -3204,7 +3226,7 @@
         </w:tc>
         <w:tc>
           <w:tcPr>
-            <w:tcW w:type="dxa" w:w="3324"/>
+            <w:tcW w:type="dxa" w:w="4252"/>
           </w:tcPr>
           <w:p>
             <w:pPr>
@@ -3224,7 +3246,7 @@
       <w:tr>
         <w:tc>
           <w:tcPr>
-            <w:tcW w:type="dxa" w:w="3324"/>
+            <w:tcW w:type="dxa" w:w="680"/>
           </w:tcPr>
           <w:p>
             <w:pPr>
@@ -3243,7 +3265,7 @@
         </w:tc>
         <w:tc>
           <w:tcPr>
-            <w:tcW w:type="dxa" w:w="3324"/>
+            <w:tcW w:type="dxa" w:w="4536"/>
           </w:tcPr>
           <w:p>
             <w:pPr>
@@ -3262,7 +3284,7 @@
         </w:tc>
         <w:tc>
           <w:tcPr>
-            <w:tcW w:type="dxa" w:w="3324"/>
+            <w:tcW w:type="dxa" w:w="4252"/>
           </w:tcPr>
           <w:p>
             <w:pPr>
@@ -3282,7 +3304,7 @@
       <w:tr>
         <w:tc>
           <w:tcPr>
-            <w:tcW w:type="dxa" w:w="3324"/>
+            <w:tcW w:type="dxa" w:w="680"/>
           </w:tcPr>
           <w:p>
             <w:pPr>
@@ -3301,7 +3323,7 @@
         </w:tc>
         <w:tc>
           <w:tcPr>
-            <w:tcW w:type="dxa" w:w="3324"/>
+            <w:tcW w:type="dxa" w:w="4536"/>
           </w:tcPr>
           <w:p>
             <w:pPr>
@@ -3320,7 +3342,7 @@
         </w:tc>
         <w:tc>
           <w:tcPr>
-            <w:tcW w:type="dxa" w:w="3324"/>
+            <w:tcW w:type="dxa" w:w="4252"/>
           </w:tcPr>
           <w:p>
             <w:pPr>
@@ -3340,7 +3362,7 @@
       <w:tr>
         <w:tc>
           <w:tcPr>
-            <w:tcW w:type="dxa" w:w="3324"/>
+            <w:tcW w:type="dxa" w:w="680"/>
           </w:tcPr>
           <w:p>
             <w:pPr>
@@ -3359,7 +3381,7 @@
         </w:tc>
         <w:tc>
           <w:tcPr>
-            <w:tcW w:type="dxa" w:w="3324"/>
+            <w:tcW w:type="dxa" w:w="4536"/>
           </w:tcPr>
           <w:p>
             <w:pPr>
@@ -3378,7 +3400,7 @@
         </w:tc>
         <w:tc>
           <w:tcPr>
-            <w:tcW w:type="dxa" w:w="3324"/>
+            <w:tcW w:type="dxa" w:w="4252"/>
           </w:tcPr>
           <w:p>
             <w:pPr>
@@ -3398,7 +3420,7 @@
       <w:tr>
         <w:tc>
           <w:tcPr>
-            <w:tcW w:type="dxa" w:w="3324"/>
+            <w:tcW w:type="dxa" w:w="680"/>
           </w:tcPr>
           <w:p>
             <w:pPr>
@@ -3417,7 +3439,7 @@
         </w:tc>
         <w:tc>
           <w:tcPr>
-            <w:tcW w:type="dxa" w:w="3324"/>
+            <w:tcW w:type="dxa" w:w="4536"/>
           </w:tcPr>
           <w:p>
             <w:pPr>
@@ -3436,7 +3458,7 @@
         </w:tc>
         <w:tc>
           <w:tcPr>
-            <w:tcW w:type="dxa" w:w="3324"/>
+            <w:tcW w:type="dxa" w:w="4252"/>
           </w:tcPr>
           <w:p>
             <w:pPr>
@@ -3456,7 +3478,7 @@
       <w:tr>
         <w:tc>
           <w:tcPr>
-            <w:tcW w:type="dxa" w:w="3324"/>
+            <w:tcW w:type="dxa" w:w="680"/>
           </w:tcPr>
           <w:p>
             <w:pPr>
@@ -3475,7 +3497,7 @@
         </w:tc>
         <w:tc>
           <w:tcPr>
-            <w:tcW w:type="dxa" w:w="3324"/>
+            <w:tcW w:type="dxa" w:w="4536"/>
           </w:tcPr>
           <w:p>
             <w:pPr>
@@ -3494,7 +3516,7 @@
         </w:tc>
         <w:tc>
           <w:tcPr>
-            <w:tcW w:type="dxa" w:w="3324"/>
+            <w:tcW w:type="dxa" w:w="4252"/>
           </w:tcPr>
           <w:p>
             <w:pPr>
@@ -3514,7 +3536,7 @@
       <w:tr>
         <w:tc>
           <w:tcPr>
-            <w:tcW w:type="dxa" w:w="3324"/>
+            <w:tcW w:type="dxa" w:w="680"/>
           </w:tcPr>
           <w:p>
             <w:pPr>
@@ -3533,7 +3555,7 @@
         </w:tc>
         <w:tc>
           <w:tcPr>
-            <w:tcW w:type="dxa" w:w="3324"/>
+            <w:tcW w:type="dxa" w:w="4536"/>
           </w:tcPr>
           <w:p>
             <w:pPr>
@@ -3552,7 +3574,7 @@
         </w:tc>
         <w:tc>
           <w:tcPr>
-            <w:tcW w:type="dxa" w:w="3324"/>
+            <w:tcW w:type="dxa" w:w="4252"/>
           </w:tcPr>
           <w:p>
             <w:pPr>
@@ -3572,7 +3594,7 @@
       <w:tr>
         <w:tc>
           <w:tcPr>
-            <w:tcW w:type="dxa" w:w="3324"/>
+            <w:tcW w:type="dxa" w:w="680"/>
           </w:tcPr>
           <w:p>
             <w:pPr>
@@ -3591,7 +3613,7 @@
         </w:tc>
         <w:tc>
           <w:tcPr>
-            <w:tcW w:type="dxa" w:w="3324"/>
+            <w:tcW w:type="dxa" w:w="4536"/>
           </w:tcPr>
           <w:p>
             <w:pPr>
@@ -3610,7 +3632,7 @@
         </w:tc>
         <w:tc>
           <w:tcPr>
-            <w:tcW w:type="dxa" w:w="3324"/>
+            <w:tcW w:type="dxa" w:w="4252"/>
           </w:tcPr>
           <w:p>
             <w:pPr>
@@ -3630,7 +3652,7 @@
       <w:tr>
         <w:tc>
           <w:tcPr>
-            <w:tcW w:type="dxa" w:w="3324"/>
+            <w:tcW w:type="dxa" w:w="680"/>
           </w:tcPr>
           <w:p>
             <w:pPr>
@@ -3649,7 +3671,7 @@
         </w:tc>
         <w:tc>
           <w:tcPr>
-            <w:tcW w:type="dxa" w:w="3324"/>
+            <w:tcW w:type="dxa" w:w="4536"/>
           </w:tcPr>
           <w:p>
             <w:pPr>
@@ -3668,7 +3690,7 @@
         </w:tc>
         <w:tc>
           <w:tcPr>
-            <w:tcW w:type="dxa" w:w="3324"/>
+            <w:tcW w:type="dxa" w:w="4252"/>
           </w:tcPr>
           <w:p>
             <w:pPr>
@@ -4027,6 +4049,7 @@
                 <w:i w:val="0"/>
                 <w:sz w:val="22"/>
               </w:rPr>
+              <w:t>kolokwium; ocena pracy podczas ćwiczenia; ocena sporządzonego oprogramowania</w:t>
             </w:r>
           </w:p>
         </w:tc>
@@ -4085,6 +4108,7 @@
                 <w:i w:val="0"/>
                 <w:sz w:val="22"/>
               </w:rPr>
+              <w:t>kolokwium; ocena pracy podczas ćwiczenia; ocena sporządzonego oprogramowania</w:t>
             </w:r>
           </w:p>
         </w:tc>
@@ -4248,6 +4272,7 @@
                 <w:i w:val="0"/>
                 <w:sz w:val="22"/>
               </w:rPr>
+              <w:t>kolokwium; ocena pracy podczas ćwiczenia; ocena sporządzonego oprogramowania</w:t>
             </w:r>
           </w:p>
         </w:tc>
@@ -4305,6 +4330,7 @@
                 <w:i w:val="0"/>
                 <w:sz w:val="22"/>
               </w:rPr>
+              <w:t>kolokwium; ocena pracy podczas ćwiczenia; ocena sporządzonego oprogramowania</w:t>
             </w:r>
           </w:p>
         </w:tc>
@@ -4467,6 +4493,7 @@
                 <w:i w:val="0"/>
                 <w:sz w:val="22"/>
               </w:rPr>
+              <w:t>kolokwium; ocena pracy podczas ćwiczenia; ocena sporządzonego oprogramowania</w:t>
             </w:r>
           </w:p>
         </w:tc>
@@ -4524,6 +4551,7 @@
                 <w:i w:val="0"/>
                 <w:sz w:val="22"/>
               </w:rPr>
+              <w:t>kolokwium; ocena pracy podczas ćwiczenia; ocena sporządzonego oprogramowania</w:t>
             </w:r>
           </w:p>
         </w:tc>
@@ -4629,62 +4657,6 @@
                 <w:sz w:val="16"/>
               </w:rPr>
               <w:t>Wyposażenie specjalistyczne konieczne do realizacji przedmiotu</w:t>
-            </w:r>
-          </w:p>
-        </w:tc>
-      </w:tr>
-      <w:tr>
-        <w:tc>
-          <w:tcPr>
-            <w:tcW w:type="dxa" w:w="3324"/>
-          </w:tcPr>
-          <w:p>
-            <w:pPr>
-              <w:spacing w:before="20" w:after="20"/>
-            </w:pPr>
-            <w:r>
-              <w:rPr>
-                <w:rFonts w:ascii="Aptos" w:hAnsi="Aptos"/>
-                <w:b w:val="0"/>
-                <w:i w:val="0"/>
-                <w:sz w:val="22"/>
-              </w:rPr>
-            </w:r>
-          </w:p>
-        </w:tc>
-        <w:tc>
-          <w:tcPr>
-            <w:tcW w:type="dxa" w:w="3324"/>
-          </w:tcPr>
-          <w:p>
-            <w:pPr>
-              <w:spacing w:before="20" w:after="20"/>
-            </w:pPr>
-            <w:r>
-              <w:rPr>
-                <w:rFonts w:ascii="Aptos" w:hAnsi="Aptos"/>
-                <w:b w:val="0"/>
-                <w:i w:val="0"/>
-                <w:sz w:val="22"/>
-              </w:rPr>
-            </w:r>
-          </w:p>
-        </w:tc>
-        <w:tc>
-          <w:tcPr>
-            <w:tcW w:type="dxa" w:w="3324"/>
-          </w:tcPr>
-          <w:p>
-            <w:pPr>
-              <w:spacing w:before="20" w:after="20"/>
-            </w:pPr>
-            <w:r>
-              <w:rPr>
-                <w:rFonts w:ascii="Aptos" w:hAnsi="Aptos"/>
-                <w:b w:val="0"/>
-                <w:i w:val="0"/>
-                <w:sz w:val="22"/>
-              </w:rPr>
             </w:r>
           </w:p>
         </w:tc>

--- a/public/assets/files/stacjonarne/SWB.docx
+++ b/public/assets/files/stacjonarne/SWB.docx
@@ -144,7 +144,7 @@
                 <w:i w:val="0"/>
                 <w:sz w:val="22"/>
               </w:rPr>
-              <w:t>19.02.2026</w:t>
+              <w:t>08.03.2026</w:t>
             </w:r>
           </w:p>
         </w:tc>
@@ -1742,6 +1742,125 @@
                 <w:i w:val="0"/>
                 <w:sz w:val="22"/>
               </w:rPr>
+              <w:t>Elektronika</w:t>
+            </w:r>
+          </w:p>
+        </w:tc>
+        <w:tc>
+          <w:tcPr>
+            <w:tcW w:type="dxa" w:w="4986"/>
+          </w:tcPr>
+          <w:p>
+            <w:pPr>
+              <w:spacing w:before="20" w:after="20"/>
+            </w:pPr>
+            <w:r>
+              <w:rPr>
+                <w:rFonts w:ascii="Aptos" w:hAnsi="Aptos"/>
+                <w:b w:val="0"/>
+                <w:i w:val="0"/>
+                <w:sz w:val="22"/>
+              </w:rPr>
+              <w:t>Podstawowa znajomość zagadnień z elektroniki</w:t>
+            </w:r>
+          </w:p>
+        </w:tc>
+      </w:tr>
+      <w:tr>
+        <w:tc>
+          <w:tcPr>
+            <w:tcW w:type="dxa" w:w="4986"/>
+          </w:tcPr>
+          <w:p>
+            <w:pPr>
+              <w:spacing w:before="20" w:after="20"/>
+            </w:pPr>
+            <w:r>
+              <w:rPr>
+                <w:rFonts w:ascii="Aptos" w:hAnsi="Aptos"/>
+                <w:b w:val="0"/>
+                <w:i w:val="0"/>
+                <w:sz w:val="22"/>
+              </w:rPr>
+              <w:t>Podstawy programowania w języku Python</w:t>
+            </w:r>
+          </w:p>
+        </w:tc>
+        <w:tc>
+          <w:tcPr>
+            <w:tcW w:type="dxa" w:w="4986"/>
+          </w:tcPr>
+          <w:p>
+            <w:pPr>
+              <w:spacing w:before="20" w:after="20"/>
+            </w:pPr>
+            <w:r>
+              <w:rPr>
+                <w:rFonts w:ascii="Aptos" w:hAnsi="Aptos"/>
+                <w:b w:val="0"/>
+                <w:i w:val="0"/>
+                <w:sz w:val="22"/>
+              </w:rPr>
+            </w:r>
+          </w:p>
+        </w:tc>
+      </w:tr>
+      <w:tr>
+        <w:tc>
+          <w:tcPr>
+            <w:tcW w:type="dxa" w:w="4986"/>
+          </w:tcPr>
+          <w:p>
+            <w:pPr>
+              <w:spacing w:before="20" w:after="20"/>
+            </w:pPr>
+            <w:r>
+              <w:rPr>
+                <w:rFonts w:ascii="Aptos" w:hAnsi="Aptos"/>
+                <w:b w:val="0"/>
+                <w:i w:val="0"/>
+                <w:sz w:val="22"/>
+              </w:rPr>
+              <w:t>Podstawy programowania w języku C++</w:t>
+            </w:r>
+          </w:p>
+        </w:tc>
+        <w:tc>
+          <w:tcPr>
+            <w:tcW w:type="dxa" w:w="4986"/>
+          </w:tcPr>
+          <w:p>
+            <w:pPr>
+              <w:spacing w:before="20" w:after="20"/>
+            </w:pPr>
+            <w:r>
+              <w:rPr>
+                <w:rFonts w:ascii="Aptos" w:hAnsi="Aptos"/>
+                <w:b w:val="0"/>
+                <w:i w:val="0"/>
+                <w:sz w:val="22"/>
+              </w:rPr>
+            </w:r>
+          </w:p>
+        </w:tc>
+      </w:tr>
+      <w:tr>
+        <w:tc>
+          <w:tcPr>
+            <w:tcW w:type="dxa" w:w="4986"/>
+          </w:tcPr>
+          <w:p>
+            <w:pPr>
+              <w:spacing w:before="20" w:after="20"/>
+            </w:pPr>
+            <w:r>
+              <w:rPr>
+                <w:rFonts w:ascii="Aptos" w:hAnsi="Aptos"/>
+                <w:b w:val="0"/>
+                <w:i w:val="0"/>
+                <w:sz w:val="22"/>
+              </w:rPr>
+              <w:t>Programowanie systemowe</w:t>
             </w:r>
           </w:p>
         </w:tc>
@@ -2060,7 +2179,7 @@
                 <w:i w:val="0"/>
                 <w:sz w:val="22"/>
               </w:rPr>
-              <w:t>• Definicja systemu wbudowanego, historia, zastosowania</w:t>
+              <w:t>Definicja systemu wbudowanego, historia, zastosowania</w:t>
             </w:r>
           </w:p>
         </w:tc>
@@ -2118,7 +2237,7 @@
                 <w:i w:val="0"/>
                 <w:sz w:val="22"/>
               </w:rPr>
-              <w:t>• Architektury mikroprocesorów i mikrokontrolerów. Rodziny mikrokontrolerów</w:t>
+              <w:t>Architektury mikroprocesorów i mikrokontrolerów. Rodziny mikrokontrolerów</w:t>
             </w:r>
           </w:p>
         </w:tc>
@@ -2176,7 +2295,7 @@
                 <w:i w:val="0"/>
                 <w:sz w:val="22"/>
               </w:rPr>
-              <w:t>• Modelowanie systemów czasu rzeczywistego, system przerwań</w:t>
+              <w:t>Modelowanie systemów czasu rzeczywistego, system przerwań</w:t>
             </w:r>
           </w:p>
         </w:tc>
@@ -2234,7 +2353,7 @@
                 <w:i w:val="0"/>
                 <w:sz w:val="22"/>
               </w:rPr>
-              <w:t>• Szyny komunikacyjne (SPI, I2C, 1-wire)</w:t>
+              <w:t>Szyny komunikacyjne (SPI, I2C, 1-wire)</w:t>
             </w:r>
           </w:p>
         </w:tc>
@@ -2292,7 +2411,7 @@
                 <w:i w:val="0"/>
                 <w:sz w:val="22"/>
               </w:rPr>
-              <w:t>• Systemy monitoringu domowego (Home Assistant, Domoticz itp.)</w:t>
+              <w:t>Systemy monitoringu domowego (Home Assistant, Domoticz itp.)</w:t>
             </w:r>
           </w:p>
         </w:tc>
@@ -2350,7 +2469,7 @@
                 <w:i w:val="0"/>
                 <w:sz w:val="22"/>
               </w:rPr>
-              <w:t>• Wstęp do Internetu Rzeczy (IoT), protokoły komunikacyjne (ZigBee, Z-Wave, MQTT)</w:t>
+              <w:t>Wstęp do Internetu Rzeczy (IoT), protokoły komunikacyjne (ZigBee, Z-Wave, MQTT)</w:t>
             </w:r>
           </w:p>
         </w:tc>
@@ -2408,7 +2527,7 @@
                 <w:i w:val="0"/>
                 <w:sz w:val="22"/>
               </w:rPr>
-              <w:t>• Przykładowe realizacje</w:t>
+              <w:t>Przykładowe realizacje</w:t>
             </w:r>
           </w:p>
         </w:tc>
@@ -2524,7 +2643,7 @@
                 <w:i w:val="0"/>
                 <w:sz w:val="22"/>
               </w:rPr>
-              <w:t>• Arduino (Uno, Mega, Nano, Pro Mini itp.) – platforma oparta na 8-bitowych mikrokontrolerach z rodziny Atmel AVR</w:t>
+              <w:t>Arduino (Uno, Mega, Nano, Pro Mini itp.) – platforma oparta na 8-bitowych mikrokontrolerach z rodziny Atmel AVR</w:t>
             </w:r>
           </w:p>
         </w:tc>
@@ -2582,7 +2701,7 @@
                 <w:i w:val="0"/>
                 <w:sz w:val="22"/>
               </w:rPr>
-              <w:t>• Raspberry Pi – rodzina 32/64-bitowych jednopłytkowych minikomputerów opartych na mikroprocesorach z rodziny ARM (11, Cortex)</w:t>
+              <w:t>Raspberry Pi – rodzina 32/64-bitowych jednopłytkowych minikomputerów opartych na mikroprocesorach z rodziny ARM (11, Cortex)</w:t>
             </w:r>
           </w:p>
         </w:tc>
@@ -2640,7 +2759,7 @@
                 <w:i w:val="0"/>
                 <w:sz w:val="22"/>
               </w:rPr>
-              <w:t>• ESP8266 / ESP32 – 32-bitowy mikrokontroler RISC z wbudowaną transmisją WiFi / Wifi+Bluetooth, przez co przydatny do połączenia systemu z siecią Internet</w:t>
+              <w:t>ESP8266 / ESP32 – 32-bitowy mikrokontroler RISC z wbudowaną transmisją WiFi / Wifi+Bluetooth, przez co przydatny do połączenia systemu z siecią Internet</w:t>
             </w:r>
           </w:p>
         </w:tc>
@@ -2698,7 +2817,7 @@
                 <w:i w:val="0"/>
                 <w:sz w:val="22"/>
               </w:rPr>
-              <w:t>• Raspberry Pi Pico – płytka mikrokontrolera, zbudowana na bazie chipu RP2040</w:t>
+              <w:t>Raspberry Pi Pico – płytka mikrokontrolera, zbudowana na bazie chipu RP2040</w:t>
             </w:r>
           </w:p>
         </w:tc>
@@ -2756,7 +2875,7 @@
                 <w:i w:val="0"/>
                 <w:sz w:val="22"/>
               </w:rPr>
-              <w:t>• STM32 – rodzina 32-bitowych mikrokontrolerów z rodziny ARM Cortex</w:t>
+              <w:t>STM32 – rodzina 32-bitowych mikrokontrolerów z rodziny ARM Cortex</w:t>
             </w:r>
           </w:p>
         </w:tc>
@@ -2872,7 +2991,7 @@
                 <w:i w:val="0"/>
                 <w:sz w:val="22"/>
               </w:rPr>
-              <w:t>• Pochodna języka C/C++ – programowanie Arduino / ESP8266 / ESP32</w:t>
+              <w:t>Pochodna języka C/C++ – programowanie Arduino / ESP8266 / ESP32</w:t>
             </w:r>
           </w:p>
         </w:tc>
@@ -2930,7 +3049,7 @@
                 <w:i w:val="0"/>
                 <w:sz w:val="22"/>
               </w:rPr>
-              <w:t>• C/C++ – programowanie STM32</w:t>
+              <w:t>C/C++ – programowanie STM32</w:t>
             </w:r>
           </w:p>
         </w:tc>
@@ -2988,7 +3107,7 @@
                 <w:i w:val="0"/>
                 <w:sz w:val="22"/>
               </w:rPr>
-              <w:t>• Python – skryptowy język ogólnego zastosowania, szczególnie wygodny w programowaniu dla Raspberry Pi, omówiony w kontekście wielowątkowości, sterowania zdalnymi urządzeniami i podstaw projektowania graficznego interfejsu użytkownika</w:t>
+              <w:t>Python – skryptowy język ogólnego zastosowania, szczególnie wygodny w programowaniu dla Raspberry Pi, omówiony w kontekście wielowątkowości, sterowania zdalnymi urządzeniami i podstaw projektowania graficznego interfejsu użytkownika</w:t>
             </w:r>
           </w:p>
         </w:tc>
@@ -3046,7 +3165,7 @@
                 <w:i w:val="0"/>
                 <w:sz w:val="22"/>
               </w:rPr>
-              <w:t>• MicroPython – wersja języka Python dla mikrokontrolerów – Raspberry Pi Pico</w:t>
+              <w:t>MicroPython – wersja języka Python dla mikrokontrolerów – Raspberry Pi Pico</w:t>
             </w:r>
           </w:p>
         </w:tc>
@@ -3162,7 +3281,7 @@
                 <w:i w:val="0"/>
                 <w:sz w:val="22"/>
               </w:rPr>
-              <w:t>• Czujniki / sensory: termometry, barometry, czujniki odległości, deszczu, ruchu, koloru, dźwięku, urządzenia GPS, kamery itp.</w:t>
+              <w:t>Czujniki / sensory: termometry, barometry, czujniki odległości, deszczu, ruchu, koloru, dźwięku, urządzenia GPS, kamery itp.</w:t>
             </w:r>
           </w:p>
         </w:tc>
@@ -3220,7 +3339,7 @@
                 <w:i w:val="0"/>
                 <w:sz w:val="22"/>
               </w:rPr>
-              <w:t>• Aktuatory / efektory / elementy wykonawcze: silniki, wyświetlacze LCD/LED/OLED itp.</w:t>
+              <w:t>Aktuatory / efektory / elementy wykonawcze: silniki, wyświetlacze LCD/LED/OLED itp.</w:t>
             </w:r>
           </w:p>
         </w:tc>

--- a/public/assets/files/stacjonarne/SWB.docx
+++ b/public/assets/files/stacjonarne/SWB.docx
@@ -4168,7 +4168,7 @@
                 <w:i w:val="0"/>
                 <w:sz w:val="22"/>
               </w:rPr>
-              <w:t>kolokwium; ocena pracy podczas ćwiczenia; ocena sporządzonego oprogramowania</w:t>
+              <w:t>kolokwium</w:t>
             </w:r>
           </w:p>
         </w:tc>
@@ -4227,7 +4227,7 @@
                 <w:i w:val="0"/>
                 <w:sz w:val="22"/>
               </w:rPr>
-              <w:t>kolokwium; ocena pracy podczas ćwiczenia; ocena sporządzonego oprogramowania</w:t>
+              <w:t>kolokwium</w:t>
             </w:r>
           </w:p>
         </w:tc>
@@ -4391,7 +4391,7 @@
                 <w:i w:val="0"/>
                 <w:sz w:val="22"/>
               </w:rPr>
-              <w:t>kolokwium; ocena pracy podczas ćwiczenia; ocena sporządzonego oprogramowania</w:t>
+              <w:t>ocena pracy podczas ćwiczenia, ocena sporządzonego oprogramowania</w:t>
             </w:r>
           </w:p>
         </w:tc>
@@ -4412,6 +4412,7 @@
                 <w:i w:val="0"/>
                 <w:sz w:val="22"/>
               </w:rPr>
+              <w:t>K_U33</w:t>
             </w:r>
           </w:p>
         </w:tc>
@@ -4449,7 +4450,7 @@
                 <w:i w:val="0"/>
                 <w:sz w:val="22"/>
               </w:rPr>
-              <w:t>kolokwium; ocena pracy podczas ćwiczenia; ocena sporządzonego oprogramowania</w:t>
+              <w:t>ocena pracy podczas ćwiczenia, ocena sporządzonego oprogramowania</w:t>
             </w:r>
           </w:p>
         </w:tc>
@@ -4575,6 +4576,7 @@
                 <w:i w:val="0"/>
                 <w:sz w:val="22"/>
               </w:rPr>
+              <w:t>K_K01</w:t>
             </w:r>
           </w:p>
         </w:tc>
@@ -4612,7 +4614,7 @@
                 <w:i w:val="0"/>
                 <w:sz w:val="22"/>
               </w:rPr>
-              <w:t>kolokwium; ocena pracy podczas ćwiczenia; ocena sporządzonego oprogramowania</w:t>
+              <w:t>ocena pracy podczas ćwiczenia, ocena sporządzonego oprogramowania</w:t>
             </w:r>
           </w:p>
         </w:tc>
@@ -4633,6 +4635,7 @@
                 <w:i w:val="0"/>
                 <w:sz w:val="22"/>
               </w:rPr>
+              <w:t>K_K03</w:t>
             </w:r>
           </w:p>
         </w:tc>
@@ -4670,7 +4673,7 @@
                 <w:i w:val="0"/>
                 <w:sz w:val="22"/>
               </w:rPr>
-              <w:t>kolokwium; ocena pracy podczas ćwiczenia; ocena sporządzonego oprogramowania</w:t>
+              <w:t>ocena pracy podczas ćwiczenia, ocena sporządzonego oprogramowania</w:t>
             </w:r>
           </w:p>
         </w:tc>

--- a/public/assets/files/stacjonarne/SWB.docx
+++ b/public/assets/files/stacjonarne/SWB.docx
@@ -1998,14 +1998,13 @@
       </w:tblPr>
       <w:tblGrid>
         <w:gridCol w:w="680"/>
-        <w:gridCol w:w="4536"/>
-        <w:gridCol w:w="4252"/>
+        <w:gridCol w:w="8788"/>
       </w:tblGrid>
       <w:tr>
         <w:tc>
           <w:tcPr>
             <w:tcW w:type="dxa" w:w="9468"/>
-            <w:gridSpan w:val="3"/>
+            <w:gridSpan w:val="2"/>
             <w:shd w:val="clear" w:color="auto" w:fill="D9D9D9"/>
           </w:tcPr>
           <w:p>
@@ -2047,7 +2046,7 @@
         </w:tc>
         <w:tc>
           <w:tcPr>
-            <w:tcW w:type="dxa" w:w="4536"/>
+            <w:tcW w:type="dxa" w:w="8788"/>
             <w:shd w:val="clear" w:color="auto" w:fill="D9D9D9"/>
           </w:tcPr>
           <w:p>
@@ -2061,27 +2060,7 @@
                 <w:i w:val="0"/>
                 <w:sz w:val="16"/>
               </w:rPr>
-              <w:t>Wykład</w:t>
-            </w:r>
-          </w:p>
-        </w:tc>
-        <w:tc>
-          <w:tcPr>
-            <w:tcW w:type="dxa" w:w="4252"/>
-            <w:shd w:val="clear" w:color="auto" w:fill="D9D9D9"/>
-          </w:tcPr>
-          <w:p>
-            <w:pPr>
-              <w:spacing w:before="20" w:after="20"/>
-            </w:pPr>
-            <w:r>
-              <w:rPr>
-                <w:rFonts w:ascii="Aptos" w:hAnsi="Aptos"/>
-                <w:b/>
-                <w:i w:val="0"/>
-                <w:sz w:val="16"/>
-              </w:rPr>
-              <w:t>Ćwiczenia / Laboratorium / Pracownia</w:t>
+              <w:t>Treści programowe</w:t>
             </w:r>
           </w:p>
         </w:tc>
@@ -2108,7 +2087,7 @@
         </w:tc>
         <w:tc>
           <w:tcPr>
-            <w:tcW w:type="dxa" w:w="4536"/>
+            <w:tcW w:type="dxa" w:w="8788"/>
           </w:tcPr>
           <w:p>
             <w:pPr>
@@ -2122,24 +2101,6 @@
                 <w:sz w:val="22"/>
               </w:rPr>
               <w:t>Zagadnienia ogólne</w:t>
-            </w:r>
-          </w:p>
-        </w:tc>
-        <w:tc>
-          <w:tcPr>
-            <w:tcW w:type="dxa" w:w="4252"/>
-          </w:tcPr>
-          <w:p>
-            <w:pPr>
-              <w:spacing w:before="20" w:after="20"/>
-            </w:pPr>
-            <w:r>
-              <w:rPr>
-                <w:rFonts w:ascii="Aptos" w:hAnsi="Aptos"/>
-                <w:b w:val="0"/>
-                <w:i w:val="0"/>
-                <w:sz w:val="22"/>
-              </w:rPr>
             </w:r>
           </w:p>
         </w:tc>
@@ -2166,7 +2127,7 @@
         </w:tc>
         <w:tc>
           <w:tcPr>
-            <w:tcW w:type="dxa" w:w="4536"/>
+            <w:tcW w:type="dxa" w:w="8788"/>
           </w:tcPr>
           <w:p>
             <w:pPr>
@@ -2180,24 +2141,6 @@
                 <w:sz w:val="22"/>
               </w:rPr>
               <w:t>Definicja systemu wbudowanego, historia, zastosowania</w:t>
-            </w:r>
-          </w:p>
-        </w:tc>
-        <w:tc>
-          <w:tcPr>
-            <w:tcW w:type="dxa" w:w="4252"/>
-          </w:tcPr>
-          <w:p>
-            <w:pPr>
-              <w:spacing w:before="20" w:after="20"/>
-            </w:pPr>
-            <w:r>
-              <w:rPr>
-                <w:rFonts w:ascii="Aptos" w:hAnsi="Aptos"/>
-                <w:b w:val="0"/>
-                <w:i w:val="0"/>
-                <w:sz w:val="22"/>
-              </w:rPr>
             </w:r>
           </w:p>
         </w:tc>
@@ -2224,7 +2167,7 @@
         </w:tc>
         <w:tc>
           <w:tcPr>
-            <w:tcW w:type="dxa" w:w="4536"/>
+            <w:tcW w:type="dxa" w:w="8788"/>
           </w:tcPr>
           <w:p>
             <w:pPr>
@@ -2238,24 +2181,6 @@
                 <w:sz w:val="22"/>
               </w:rPr>
               <w:t>Architektury mikroprocesorów i mikrokontrolerów. Rodziny mikrokontrolerów</w:t>
-            </w:r>
-          </w:p>
-        </w:tc>
-        <w:tc>
-          <w:tcPr>
-            <w:tcW w:type="dxa" w:w="4252"/>
-          </w:tcPr>
-          <w:p>
-            <w:pPr>
-              <w:spacing w:before="20" w:after="20"/>
-            </w:pPr>
-            <w:r>
-              <w:rPr>
-                <w:rFonts w:ascii="Aptos" w:hAnsi="Aptos"/>
-                <w:b w:val="0"/>
-                <w:i w:val="0"/>
-                <w:sz w:val="22"/>
-              </w:rPr>
             </w:r>
           </w:p>
         </w:tc>
@@ -2282,7 +2207,7 @@
         </w:tc>
         <w:tc>
           <w:tcPr>
-            <w:tcW w:type="dxa" w:w="4536"/>
+            <w:tcW w:type="dxa" w:w="8788"/>
           </w:tcPr>
           <w:p>
             <w:pPr>
@@ -2296,24 +2221,6 @@
                 <w:sz w:val="22"/>
               </w:rPr>
               <w:t>Modelowanie systemów czasu rzeczywistego, system przerwań</w:t>
-            </w:r>
-          </w:p>
-        </w:tc>
-        <w:tc>
-          <w:tcPr>
-            <w:tcW w:type="dxa" w:w="4252"/>
-          </w:tcPr>
-          <w:p>
-            <w:pPr>
-              <w:spacing w:before="20" w:after="20"/>
-            </w:pPr>
-            <w:r>
-              <w:rPr>
-                <w:rFonts w:ascii="Aptos" w:hAnsi="Aptos"/>
-                <w:b w:val="0"/>
-                <w:i w:val="0"/>
-                <w:sz w:val="22"/>
-              </w:rPr>
             </w:r>
           </w:p>
         </w:tc>
@@ -2340,7 +2247,7 @@
         </w:tc>
         <w:tc>
           <w:tcPr>
-            <w:tcW w:type="dxa" w:w="4536"/>
+            <w:tcW w:type="dxa" w:w="8788"/>
           </w:tcPr>
           <w:p>
             <w:pPr>
@@ -2354,24 +2261,6 @@
                 <w:sz w:val="22"/>
               </w:rPr>
               <w:t>Szyny komunikacyjne (SPI, I2C, 1-wire)</w:t>
-            </w:r>
-          </w:p>
-        </w:tc>
-        <w:tc>
-          <w:tcPr>
-            <w:tcW w:type="dxa" w:w="4252"/>
-          </w:tcPr>
-          <w:p>
-            <w:pPr>
-              <w:spacing w:before="20" w:after="20"/>
-            </w:pPr>
-            <w:r>
-              <w:rPr>
-                <w:rFonts w:ascii="Aptos" w:hAnsi="Aptos"/>
-                <w:b w:val="0"/>
-                <w:i w:val="0"/>
-                <w:sz w:val="22"/>
-              </w:rPr>
             </w:r>
           </w:p>
         </w:tc>
@@ -2398,7 +2287,7 @@
         </w:tc>
         <w:tc>
           <w:tcPr>
-            <w:tcW w:type="dxa" w:w="4536"/>
+            <w:tcW w:type="dxa" w:w="8788"/>
           </w:tcPr>
           <w:p>
             <w:pPr>
@@ -2412,24 +2301,6 @@
                 <w:sz w:val="22"/>
               </w:rPr>
               <w:t>Systemy monitoringu domowego (Home Assistant, Domoticz itp.)</w:t>
-            </w:r>
-          </w:p>
-        </w:tc>
-        <w:tc>
-          <w:tcPr>
-            <w:tcW w:type="dxa" w:w="4252"/>
-          </w:tcPr>
-          <w:p>
-            <w:pPr>
-              <w:spacing w:before="20" w:after="20"/>
-            </w:pPr>
-            <w:r>
-              <w:rPr>
-                <w:rFonts w:ascii="Aptos" w:hAnsi="Aptos"/>
-                <w:b w:val="0"/>
-                <w:i w:val="0"/>
-                <w:sz w:val="22"/>
-              </w:rPr>
             </w:r>
           </w:p>
         </w:tc>
@@ -2456,7 +2327,7 @@
         </w:tc>
         <w:tc>
           <w:tcPr>
-            <w:tcW w:type="dxa" w:w="4536"/>
+            <w:tcW w:type="dxa" w:w="8788"/>
           </w:tcPr>
           <w:p>
             <w:pPr>
@@ -2470,24 +2341,6 @@
                 <w:sz w:val="22"/>
               </w:rPr>
               <w:t>Wstęp do Internetu Rzeczy (IoT), protokoły komunikacyjne (ZigBee, Z-Wave, MQTT)</w:t>
-            </w:r>
-          </w:p>
-        </w:tc>
-        <w:tc>
-          <w:tcPr>
-            <w:tcW w:type="dxa" w:w="4252"/>
-          </w:tcPr>
-          <w:p>
-            <w:pPr>
-              <w:spacing w:before="20" w:after="20"/>
-            </w:pPr>
-            <w:r>
-              <w:rPr>
-                <w:rFonts w:ascii="Aptos" w:hAnsi="Aptos"/>
-                <w:b w:val="0"/>
-                <w:i w:val="0"/>
-                <w:sz w:val="22"/>
-              </w:rPr>
             </w:r>
           </w:p>
         </w:tc>
@@ -2514,7 +2367,7 @@
         </w:tc>
         <w:tc>
           <w:tcPr>
-            <w:tcW w:type="dxa" w:w="4536"/>
+            <w:tcW w:type="dxa" w:w="8788"/>
           </w:tcPr>
           <w:p>
             <w:pPr>
@@ -2528,24 +2381,6 @@
                 <w:sz w:val="22"/>
               </w:rPr>
               <w:t>Przykładowe realizacje</w:t>
-            </w:r>
-          </w:p>
-        </w:tc>
-        <w:tc>
-          <w:tcPr>
-            <w:tcW w:type="dxa" w:w="4252"/>
-          </w:tcPr>
-          <w:p>
-            <w:pPr>
-              <w:spacing w:before="20" w:after="20"/>
-            </w:pPr>
-            <w:r>
-              <w:rPr>
-                <w:rFonts w:ascii="Aptos" w:hAnsi="Aptos"/>
-                <w:b w:val="0"/>
-                <w:i w:val="0"/>
-                <w:sz w:val="22"/>
-              </w:rPr>
             </w:r>
           </w:p>
         </w:tc>
@@ -2572,7 +2407,7 @@
         </w:tc>
         <w:tc>
           <w:tcPr>
-            <w:tcW w:type="dxa" w:w="4536"/>
+            <w:tcW w:type="dxa" w:w="8788"/>
           </w:tcPr>
           <w:p>
             <w:pPr>
@@ -2586,24 +2421,6 @@
                 <w:sz w:val="22"/>
               </w:rPr>
               <w:t>Omówienie wybranych platform sprzętowych</w:t>
-            </w:r>
-          </w:p>
-        </w:tc>
-        <w:tc>
-          <w:tcPr>
-            <w:tcW w:type="dxa" w:w="4252"/>
-          </w:tcPr>
-          <w:p>
-            <w:pPr>
-              <w:spacing w:before="20" w:after="20"/>
-            </w:pPr>
-            <w:r>
-              <w:rPr>
-                <w:rFonts w:ascii="Aptos" w:hAnsi="Aptos"/>
-                <w:b w:val="0"/>
-                <w:i w:val="0"/>
-                <w:sz w:val="22"/>
-              </w:rPr>
             </w:r>
           </w:p>
         </w:tc>
@@ -2630,7 +2447,7 @@
         </w:tc>
         <w:tc>
           <w:tcPr>
-            <w:tcW w:type="dxa" w:w="4536"/>
+            <w:tcW w:type="dxa" w:w="8788"/>
           </w:tcPr>
           <w:p>
             <w:pPr>
@@ -2644,24 +2461,6 @@
                 <w:sz w:val="22"/>
               </w:rPr>
               <w:t>Arduino (Uno, Mega, Nano, Pro Mini itp.) – platforma oparta na 8-bitowych mikrokontrolerach z rodziny Atmel AVR</w:t>
-            </w:r>
-          </w:p>
-        </w:tc>
-        <w:tc>
-          <w:tcPr>
-            <w:tcW w:type="dxa" w:w="4252"/>
-          </w:tcPr>
-          <w:p>
-            <w:pPr>
-              <w:spacing w:before="20" w:after="20"/>
-            </w:pPr>
-            <w:r>
-              <w:rPr>
-                <w:rFonts w:ascii="Aptos" w:hAnsi="Aptos"/>
-                <w:b w:val="0"/>
-                <w:i w:val="0"/>
-                <w:sz w:val="22"/>
-              </w:rPr>
             </w:r>
           </w:p>
         </w:tc>
@@ -2688,7 +2487,7 @@
         </w:tc>
         <w:tc>
           <w:tcPr>
-            <w:tcW w:type="dxa" w:w="4536"/>
+            <w:tcW w:type="dxa" w:w="8788"/>
           </w:tcPr>
           <w:p>
             <w:pPr>
@@ -2702,24 +2501,6 @@
                 <w:sz w:val="22"/>
               </w:rPr>
               <w:t>Raspberry Pi – rodzina 32/64-bitowych jednopłytkowych minikomputerów opartych na mikroprocesorach z rodziny ARM (11, Cortex)</w:t>
-            </w:r>
-          </w:p>
-        </w:tc>
-        <w:tc>
-          <w:tcPr>
-            <w:tcW w:type="dxa" w:w="4252"/>
-          </w:tcPr>
-          <w:p>
-            <w:pPr>
-              <w:spacing w:before="20" w:after="20"/>
-            </w:pPr>
-            <w:r>
-              <w:rPr>
-                <w:rFonts w:ascii="Aptos" w:hAnsi="Aptos"/>
-                <w:b w:val="0"/>
-                <w:i w:val="0"/>
-                <w:sz w:val="22"/>
-              </w:rPr>
             </w:r>
           </w:p>
         </w:tc>
@@ -2746,7 +2527,7 @@
         </w:tc>
         <w:tc>
           <w:tcPr>
-            <w:tcW w:type="dxa" w:w="4536"/>
+            <w:tcW w:type="dxa" w:w="8788"/>
           </w:tcPr>
           <w:p>
             <w:pPr>
@@ -2760,24 +2541,6 @@
                 <w:sz w:val="22"/>
               </w:rPr>
               <w:t>ESP8266 / ESP32 – 32-bitowy mikrokontroler RISC z wbudowaną transmisją WiFi / Wifi+Bluetooth, przez co przydatny do połączenia systemu z siecią Internet</w:t>
-            </w:r>
-          </w:p>
-        </w:tc>
-        <w:tc>
-          <w:tcPr>
-            <w:tcW w:type="dxa" w:w="4252"/>
-          </w:tcPr>
-          <w:p>
-            <w:pPr>
-              <w:spacing w:before="20" w:after="20"/>
-            </w:pPr>
-            <w:r>
-              <w:rPr>
-                <w:rFonts w:ascii="Aptos" w:hAnsi="Aptos"/>
-                <w:b w:val="0"/>
-                <w:i w:val="0"/>
-                <w:sz w:val="22"/>
-              </w:rPr>
             </w:r>
           </w:p>
         </w:tc>
@@ -2804,7 +2567,7 @@
         </w:tc>
         <w:tc>
           <w:tcPr>
-            <w:tcW w:type="dxa" w:w="4536"/>
+            <w:tcW w:type="dxa" w:w="8788"/>
           </w:tcPr>
           <w:p>
             <w:pPr>
@@ -2818,24 +2581,6 @@
                 <w:sz w:val="22"/>
               </w:rPr>
               <w:t>Raspberry Pi Pico – płytka mikrokontrolera, zbudowana na bazie chipu RP2040</w:t>
-            </w:r>
-          </w:p>
-        </w:tc>
-        <w:tc>
-          <w:tcPr>
-            <w:tcW w:type="dxa" w:w="4252"/>
-          </w:tcPr>
-          <w:p>
-            <w:pPr>
-              <w:spacing w:before="20" w:after="20"/>
-            </w:pPr>
-            <w:r>
-              <w:rPr>
-                <w:rFonts w:ascii="Aptos" w:hAnsi="Aptos"/>
-                <w:b w:val="0"/>
-                <w:i w:val="0"/>
-                <w:sz w:val="22"/>
-              </w:rPr>
             </w:r>
           </w:p>
         </w:tc>
@@ -2862,7 +2607,7 @@
         </w:tc>
         <w:tc>
           <w:tcPr>
-            <w:tcW w:type="dxa" w:w="4536"/>
+            <w:tcW w:type="dxa" w:w="8788"/>
           </w:tcPr>
           <w:p>
             <w:pPr>
@@ -2876,24 +2621,6 @@
                 <w:sz w:val="22"/>
               </w:rPr>
               <w:t>STM32 – rodzina 32-bitowych mikrokontrolerów z rodziny ARM Cortex</w:t>
-            </w:r>
-          </w:p>
-        </w:tc>
-        <w:tc>
-          <w:tcPr>
-            <w:tcW w:type="dxa" w:w="4252"/>
-          </w:tcPr>
-          <w:p>
-            <w:pPr>
-              <w:spacing w:before="20" w:after="20"/>
-            </w:pPr>
-            <w:r>
-              <w:rPr>
-                <w:rFonts w:ascii="Aptos" w:hAnsi="Aptos"/>
-                <w:b w:val="0"/>
-                <w:i w:val="0"/>
-                <w:sz w:val="22"/>
-              </w:rPr>
             </w:r>
           </w:p>
         </w:tc>
@@ -2920,7 +2647,7 @@
         </w:tc>
         <w:tc>
           <w:tcPr>
-            <w:tcW w:type="dxa" w:w="4536"/>
+            <w:tcW w:type="dxa" w:w="8788"/>
           </w:tcPr>
           <w:p>
             <w:pPr>
@@ -2934,24 +2661,6 @@
                 <w:sz w:val="22"/>
               </w:rPr>
               <w:t>Omówienie wybranych języków programowania – w zakresie niezbędnym do programowania systemów wbudowanych</w:t>
-            </w:r>
-          </w:p>
-        </w:tc>
-        <w:tc>
-          <w:tcPr>
-            <w:tcW w:type="dxa" w:w="4252"/>
-          </w:tcPr>
-          <w:p>
-            <w:pPr>
-              <w:spacing w:before="20" w:after="20"/>
-            </w:pPr>
-            <w:r>
-              <w:rPr>
-                <w:rFonts w:ascii="Aptos" w:hAnsi="Aptos"/>
-                <w:b w:val="0"/>
-                <w:i w:val="0"/>
-                <w:sz w:val="22"/>
-              </w:rPr>
             </w:r>
           </w:p>
         </w:tc>
@@ -2978,7 +2687,7 @@
         </w:tc>
         <w:tc>
           <w:tcPr>
-            <w:tcW w:type="dxa" w:w="4536"/>
+            <w:tcW w:type="dxa" w:w="8788"/>
           </w:tcPr>
           <w:p>
             <w:pPr>
@@ -2992,24 +2701,6 @@
                 <w:sz w:val="22"/>
               </w:rPr>
               <w:t>Pochodna języka C/C++ – programowanie Arduino / ESP8266 / ESP32</w:t>
-            </w:r>
-          </w:p>
-        </w:tc>
-        <w:tc>
-          <w:tcPr>
-            <w:tcW w:type="dxa" w:w="4252"/>
-          </w:tcPr>
-          <w:p>
-            <w:pPr>
-              <w:spacing w:before="20" w:after="20"/>
-            </w:pPr>
-            <w:r>
-              <w:rPr>
-                <w:rFonts w:ascii="Aptos" w:hAnsi="Aptos"/>
-                <w:b w:val="0"/>
-                <w:i w:val="0"/>
-                <w:sz w:val="22"/>
-              </w:rPr>
             </w:r>
           </w:p>
         </w:tc>
@@ -3036,7 +2727,7 @@
         </w:tc>
         <w:tc>
           <w:tcPr>
-            <w:tcW w:type="dxa" w:w="4536"/>
+            <w:tcW w:type="dxa" w:w="8788"/>
           </w:tcPr>
           <w:p>
             <w:pPr>
@@ -3050,24 +2741,6 @@
                 <w:sz w:val="22"/>
               </w:rPr>
               <w:t>C/C++ – programowanie STM32</w:t>
-            </w:r>
-          </w:p>
-        </w:tc>
-        <w:tc>
-          <w:tcPr>
-            <w:tcW w:type="dxa" w:w="4252"/>
-          </w:tcPr>
-          <w:p>
-            <w:pPr>
-              <w:spacing w:before="20" w:after="20"/>
-            </w:pPr>
-            <w:r>
-              <w:rPr>
-                <w:rFonts w:ascii="Aptos" w:hAnsi="Aptos"/>
-                <w:b w:val="0"/>
-                <w:i w:val="0"/>
-                <w:sz w:val="22"/>
-              </w:rPr>
             </w:r>
           </w:p>
         </w:tc>
@@ -3094,7 +2767,7 @@
         </w:tc>
         <w:tc>
           <w:tcPr>
-            <w:tcW w:type="dxa" w:w="4536"/>
+            <w:tcW w:type="dxa" w:w="8788"/>
           </w:tcPr>
           <w:p>
             <w:pPr>
@@ -3108,24 +2781,6 @@
                 <w:sz w:val="22"/>
               </w:rPr>
               <w:t>Python – skryptowy język ogólnego zastosowania, szczególnie wygodny w programowaniu dla Raspberry Pi, omówiony w kontekście wielowątkowości, sterowania zdalnymi urządzeniami i podstaw projektowania graficznego interfejsu użytkownika</w:t>
-            </w:r>
-          </w:p>
-        </w:tc>
-        <w:tc>
-          <w:tcPr>
-            <w:tcW w:type="dxa" w:w="4252"/>
-          </w:tcPr>
-          <w:p>
-            <w:pPr>
-              <w:spacing w:before="20" w:after="20"/>
-            </w:pPr>
-            <w:r>
-              <w:rPr>
-                <w:rFonts w:ascii="Aptos" w:hAnsi="Aptos"/>
-                <w:b w:val="0"/>
-                <w:i w:val="0"/>
-                <w:sz w:val="22"/>
-              </w:rPr>
             </w:r>
           </w:p>
         </w:tc>
@@ -3152,7 +2807,7 @@
         </w:tc>
         <w:tc>
           <w:tcPr>
-            <w:tcW w:type="dxa" w:w="4536"/>
+            <w:tcW w:type="dxa" w:w="8788"/>
           </w:tcPr>
           <w:p>
             <w:pPr>
@@ -3166,24 +2821,6 @@
                 <w:sz w:val="22"/>
               </w:rPr>
               <w:t>MicroPython – wersja języka Python dla mikrokontrolerów – Raspberry Pi Pico</w:t>
-            </w:r>
-          </w:p>
-        </w:tc>
-        <w:tc>
-          <w:tcPr>
-            <w:tcW w:type="dxa" w:w="4252"/>
-          </w:tcPr>
-          <w:p>
-            <w:pPr>
-              <w:spacing w:before="20" w:after="20"/>
-            </w:pPr>
-            <w:r>
-              <w:rPr>
-                <w:rFonts w:ascii="Aptos" w:hAnsi="Aptos"/>
-                <w:b w:val="0"/>
-                <w:i w:val="0"/>
-                <w:sz w:val="22"/>
-              </w:rPr>
             </w:r>
           </w:p>
         </w:tc>
@@ -3210,7 +2847,7 @@
         </w:tc>
         <w:tc>
           <w:tcPr>
-            <w:tcW w:type="dxa" w:w="4536"/>
+            <w:tcW w:type="dxa" w:w="8788"/>
           </w:tcPr>
           <w:p>
             <w:pPr>
@@ -3224,24 +2861,6 @@
                 <w:sz w:val="22"/>
               </w:rPr>
               <w:t>Omówienie zasad funkcjonowania, podłączenia itp. osprzętu pomocniczego (5.5h)</w:t>
-            </w:r>
-          </w:p>
-        </w:tc>
-        <w:tc>
-          <w:tcPr>
-            <w:tcW w:type="dxa" w:w="4252"/>
-          </w:tcPr>
-          <w:p>
-            <w:pPr>
-              <w:spacing w:before="20" w:after="20"/>
-            </w:pPr>
-            <w:r>
-              <w:rPr>
-                <w:rFonts w:ascii="Aptos" w:hAnsi="Aptos"/>
-                <w:b w:val="0"/>
-                <w:i w:val="0"/>
-                <w:sz w:val="22"/>
-              </w:rPr>
             </w:r>
           </w:p>
         </w:tc>
@@ -3268,7 +2887,7 @@
         </w:tc>
         <w:tc>
           <w:tcPr>
-            <w:tcW w:type="dxa" w:w="4536"/>
+            <w:tcW w:type="dxa" w:w="8788"/>
           </w:tcPr>
           <w:p>
             <w:pPr>
@@ -3282,24 +2901,6 @@
                 <w:sz w:val="22"/>
               </w:rPr>
               <w:t>Czujniki / sensory: termometry, barometry, czujniki odległości, deszczu, ruchu, koloru, dźwięku, urządzenia GPS, kamery itp.</w:t>
-            </w:r>
-          </w:p>
-        </w:tc>
-        <w:tc>
-          <w:tcPr>
-            <w:tcW w:type="dxa" w:w="4252"/>
-          </w:tcPr>
-          <w:p>
-            <w:pPr>
-              <w:spacing w:before="20" w:after="20"/>
-            </w:pPr>
-            <w:r>
-              <w:rPr>
-                <w:rFonts w:ascii="Aptos" w:hAnsi="Aptos"/>
-                <w:b w:val="0"/>
-                <w:i w:val="0"/>
-                <w:sz w:val="22"/>
-              </w:rPr>
             </w:r>
           </w:p>
         </w:tc>
@@ -3326,7 +2927,7 @@
         </w:tc>
         <w:tc>
           <w:tcPr>
-            <w:tcW w:type="dxa" w:w="4536"/>
+            <w:tcW w:type="dxa" w:w="8788"/>
           </w:tcPr>
           <w:p>
             <w:pPr>
@@ -3340,24 +2941,6 @@
                 <w:sz w:val="22"/>
               </w:rPr>
               <w:t>Aktuatory / efektory / elementy wykonawcze: silniki, wyświetlacze LCD/LED/OLED itp.</w:t>
-            </w:r>
-          </w:p>
-        </w:tc>
-        <w:tc>
-          <w:tcPr>
-            <w:tcW w:type="dxa" w:w="4252"/>
-          </w:tcPr>
-          <w:p>
-            <w:pPr>
-              <w:spacing w:before="20" w:after="20"/>
-            </w:pPr>
-            <w:r>
-              <w:rPr>
-                <w:rFonts w:ascii="Aptos" w:hAnsi="Aptos"/>
-                <w:b w:val="0"/>
-                <w:i w:val="0"/>
-                <w:sz w:val="22"/>
-              </w:rPr>
             </w:r>
           </w:p>
         </w:tc>
@@ -3384,7 +2967,7 @@
         </w:tc>
         <w:tc>
           <w:tcPr>
-            <w:tcW w:type="dxa" w:w="4536"/>
+            <w:tcW w:type="dxa" w:w="8788"/>
           </w:tcPr>
           <w:p>
             <w:pPr>
@@ -3398,24 +2981,6 @@
                 <w:sz w:val="22"/>
               </w:rPr>
               <w:t>• Urządzenia do komunikacji: GSM, RFID/NFC itp.</w:t>
-            </w:r>
-          </w:p>
-        </w:tc>
-        <w:tc>
-          <w:tcPr>
-            <w:tcW w:type="dxa" w:w="4252"/>
-          </w:tcPr>
-          <w:p>
-            <w:pPr>
-              <w:spacing w:before="20" w:after="20"/>
-            </w:pPr>
-            <w:r>
-              <w:rPr>
-                <w:rFonts w:ascii="Aptos" w:hAnsi="Aptos"/>
-                <w:b w:val="0"/>
-                <w:i w:val="0"/>
-                <w:sz w:val="22"/>
-              </w:rPr>
             </w:r>
           </w:p>
         </w:tc>
@@ -3442,7 +3007,7 @@
         </w:tc>
         <w:tc>
           <w:tcPr>
-            <w:tcW w:type="dxa" w:w="4536"/>
+            <w:tcW w:type="dxa" w:w="8788"/>
           </w:tcPr>
           <w:p>
             <w:pPr>
@@ -3456,24 +3021,6 @@
                 <w:sz w:val="22"/>
               </w:rPr>
               <w:t>• Inne: zegary czasu rzeczywistego, konwertery napięć i poziomów logicznych itp.</w:t>
-            </w:r>
-          </w:p>
-        </w:tc>
-        <w:tc>
-          <w:tcPr>
-            <w:tcW w:type="dxa" w:w="4252"/>
-          </w:tcPr>
-          <w:p>
-            <w:pPr>
-              <w:spacing w:before="20" w:after="20"/>
-            </w:pPr>
-            <w:r>
-              <w:rPr>
-                <w:rFonts w:ascii="Aptos" w:hAnsi="Aptos"/>
-                <w:b w:val="0"/>
-                <w:i w:val="0"/>
-                <w:sz w:val="22"/>
-              </w:rPr>
             </w:r>
           </w:p>
         </w:tc>
@@ -3500,7 +3047,7 @@
         </w:tc>
         <w:tc>
           <w:tcPr>
-            <w:tcW w:type="dxa" w:w="4536"/>
+            <w:tcW w:type="dxa" w:w="8788"/>
           </w:tcPr>
           <w:p>
             <w:pPr>
@@ -3514,24 +3061,6 @@
                 <w:sz w:val="22"/>
               </w:rPr>
               <w:t>Omówienie wybranych środowisk programistycznych i narzędzi</w:t>
-            </w:r>
-          </w:p>
-        </w:tc>
-        <w:tc>
-          <w:tcPr>
-            <w:tcW w:type="dxa" w:w="4252"/>
-          </w:tcPr>
-          <w:p>
-            <w:pPr>
-              <w:spacing w:before="20" w:after="20"/>
-            </w:pPr>
-            <w:r>
-              <w:rPr>
-                <w:rFonts w:ascii="Aptos" w:hAnsi="Aptos"/>
-                <w:b w:val="0"/>
-                <w:i w:val="0"/>
-                <w:sz w:val="22"/>
-              </w:rPr>
             </w:r>
           </w:p>
         </w:tc>
@@ -3558,7 +3087,7 @@
         </w:tc>
         <w:tc>
           <w:tcPr>
-            <w:tcW w:type="dxa" w:w="4536"/>
+            <w:tcW w:type="dxa" w:w="8788"/>
           </w:tcPr>
           <w:p>
             <w:pPr>
@@ -3572,24 +3101,6 @@
                 <w:sz w:val="22"/>
               </w:rPr>
               <w:t>• Arduino IDE – środowisko programistyczne dla Arduino i ESP8266, wraz z niezbędnymi bibliotekami</w:t>
-            </w:r>
-          </w:p>
-        </w:tc>
-        <w:tc>
-          <w:tcPr>
-            <w:tcW w:type="dxa" w:w="4252"/>
-          </w:tcPr>
-          <w:p>
-            <w:pPr>
-              <w:spacing w:before="20" w:after="20"/>
-            </w:pPr>
-            <w:r>
-              <w:rPr>
-                <w:rFonts w:ascii="Aptos" w:hAnsi="Aptos"/>
-                <w:b w:val="0"/>
-                <w:i w:val="0"/>
-                <w:sz w:val="22"/>
-              </w:rPr>
             </w:r>
           </w:p>
         </w:tc>
@@ -3616,7 +3127,7 @@
         </w:tc>
         <w:tc>
           <w:tcPr>
-            <w:tcW w:type="dxa" w:w="4536"/>
+            <w:tcW w:type="dxa" w:w="8788"/>
           </w:tcPr>
           <w:p>
             <w:pPr>
@@ -3630,24 +3141,6 @@
                 <w:sz w:val="22"/>
               </w:rPr>
               <w:t>• TinkerCAD – serwis WWW do modelowania i symulowania urządzeń wbudowanych</w:t>
-            </w:r>
-          </w:p>
-        </w:tc>
-        <w:tc>
-          <w:tcPr>
-            <w:tcW w:type="dxa" w:w="4252"/>
-          </w:tcPr>
-          <w:p>
-            <w:pPr>
-              <w:spacing w:before="20" w:after="20"/>
-            </w:pPr>
-            <w:r>
-              <w:rPr>
-                <w:rFonts w:ascii="Aptos" w:hAnsi="Aptos"/>
-                <w:b w:val="0"/>
-                <w:i w:val="0"/>
-                <w:sz w:val="22"/>
-              </w:rPr>
             </w:r>
           </w:p>
         </w:tc>
@@ -3674,7 +3167,7 @@
         </w:tc>
         <w:tc>
           <w:tcPr>
-            <w:tcW w:type="dxa" w:w="4536"/>
+            <w:tcW w:type="dxa" w:w="8788"/>
           </w:tcPr>
           <w:p>
             <w:pPr>
@@ -3688,24 +3181,6 @@
                 <w:sz w:val="22"/>
               </w:rPr>
               <w:t>• Fritzing – projektowanie obwodów i układów</w:t>
-            </w:r>
-          </w:p>
-        </w:tc>
-        <w:tc>
-          <w:tcPr>
-            <w:tcW w:type="dxa" w:w="4252"/>
-          </w:tcPr>
-          <w:p>
-            <w:pPr>
-              <w:spacing w:before="20" w:after="20"/>
-            </w:pPr>
-            <w:r>
-              <w:rPr>
-                <w:rFonts w:ascii="Aptos" w:hAnsi="Aptos"/>
-                <w:b w:val="0"/>
-                <w:i w:val="0"/>
-                <w:sz w:val="22"/>
-              </w:rPr>
             </w:r>
           </w:p>
         </w:tc>
@@ -3732,7 +3207,7 @@
         </w:tc>
         <w:tc>
           <w:tcPr>
-            <w:tcW w:type="dxa" w:w="4536"/>
+            <w:tcW w:type="dxa" w:w="8788"/>
           </w:tcPr>
           <w:p>
             <w:pPr>
@@ -3746,24 +3221,6 @@
                 <w:sz w:val="22"/>
               </w:rPr>
               <w:t>• Arduino Cloud – środowisko programistyczne w chmurze</w:t>
-            </w:r>
-          </w:p>
-        </w:tc>
-        <w:tc>
-          <w:tcPr>
-            <w:tcW w:type="dxa" w:w="4252"/>
-          </w:tcPr>
-          <w:p>
-            <w:pPr>
-              <w:spacing w:before="20" w:after="20"/>
-            </w:pPr>
-            <w:r>
-              <w:rPr>
-                <w:rFonts w:ascii="Aptos" w:hAnsi="Aptos"/>
-                <w:b w:val="0"/>
-                <w:i w:val="0"/>
-                <w:sz w:val="22"/>
-              </w:rPr>
             </w:r>
           </w:p>
         </w:tc>
@@ -3790,7 +3247,7 @@
         </w:tc>
         <w:tc>
           <w:tcPr>
-            <w:tcW w:type="dxa" w:w="4536"/>
+            <w:tcW w:type="dxa" w:w="8788"/>
           </w:tcPr>
           <w:p>
             <w:pPr>
@@ -3804,24 +3261,6 @@
                 <w:sz w:val="22"/>
               </w:rPr>
               <w:t>• ThingSpeak – serwisy WWW, umożliwiający zbieranie i prezentowanie danych pomiarowych</w:t>
-            </w:r>
-          </w:p>
-        </w:tc>
-        <w:tc>
-          <w:tcPr>
-            <w:tcW w:type="dxa" w:w="4252"/>
-          </w:tcPr>
-          <w:p>
-            <w:pPr>
-              <w:spacing w:before="20" w:after="20"/>
-            </w:pPr>
-            <w:r>
-              <w:rPr>
-                <w:rFonts w:ascii="Aptos" w:hAnsi="Aptos"/>
-                <w:b w:val="0"/>
-                <w:i w:val="0"/>
-                <w:sz w:val="22"/>
-              </w:rPr>
             </w:r>
           </w:p>
         </w:tc>

--- a/public/assets/files/stacjonarne/SWB.docx
+++ b/public/assets/files/stacjonarne/SWB.docx
@@ -315,7 +315,7 @@
                 <w:i w:val="0"/>
                 <w:sz w:val="22"/>
               </w:rPr>
-              <w:t>4</w:t>
+              <w:t>3</w:t>
             </w:r>
           </w:p>
         </w:tc>
@@ -1093,7 +1093,7 @@
                 <w:i w:val="0"/>
                 <w:sz w:val="22"/>
               </w:rPr>
-              <w:t>40</w:t>
+              <w:t>15</w:t>
             </w:r>
           </w:p>
         </w:tc>
@@ -1113,7 +1113,7 @@
                 <w:i w:val="0"/>
                 <w:sz w:val="22"/>
               </w:rPr>
-              <w:t>1.6</w:t>
+              <w:t>0.6</w:t>
             </w:r>
           </w:p>
         </w:tc>
